--- a/_site/content/material/session01/demo.docx
+++ b/_site/content/material/session01/demo.docx
@@ -31,7 +31,7 @@
         <w:pStyle w:val="Date"/>
       </w:pPr>
       <w:r>
-        <w:t xml:space="preserve">2026-03-05</w:t>
+        <w:t xml:space="preserve">2026-03-06</w:t>
       </w:r>
     </w:p>
     <w:sdt>

--- a/_site/content/material/session01/demo.docx
+++ b/_site/content/material/session01/demo.docx
@@ -31,7 +31,7 @@
         <w:pStyle w:val="Date"/>
       </w:pPr>
       <w:r>
-        <w:t xml:space="preserve">2026-03-06</w:t>
+        <w:t xml:space="preserve">2026-03-07</w:t>
       </w:r>
     </w:p>
     <w:sdt>

--- a/_site/content/material/session01/demo.docx
+++ b/_site/content/material/session01/demo.docx
@@ -7,7 +7,7 @@
         <w:pStyle w:val="Title"/>
       </w:pPr>
       <w:r>
-        <w:t xml:space="preserve">Income and Life Expectancy: A Global Perspective</w:t>
+        <w:t xml:space="preserve">CO2 Emissions and Economic Development: A Global Perspective</w:t>
       </w:r>
     </w:p>
     <w:p>
@@ -31,7 +31,7 @@
         <w:pStyle w:val="Date"/>
       </w:pPr>
       <w:r>
-        <w:t xml:space="preserve">2026-03-07</w:t>
+        <w:t xml:space="preserve">2026-03-10</w:t>
       </w:r>
     </w:p>
     <w:sdt>
@@ -74,13 +74,31 @@
         <w:pStyle w:val="FirstParagraph"/>
       </w:pPr>
       <w:r>
-        <w:t xml:space="preserve">How does income relate to health? This question sits at the heart of development</w:t>
-      </w:r>
-      <w:r>
-        <w:t xml:space="preserve"> </w:t>
-      </w:r>
-      <w:r>
-        <w:t xml:space="preserve">economics — and it turns out the answer is both intuitive and surprising.</w:t>
+        <w:t xml:space="preserve">Do richer countries pollute more? At first glance, the answer seems obvious: higher</w:t>
+      </w:r>
+      <w:r>
+        <w:t xml:space="preserve"> </w:t>
+      </w:r>
+      <w:r>
+        <w:t xml:space="preserve">incomes mean more factories, more cars, more flights. But the reality is more nuanced.</w:t>
+      </w:r>
+      <w:r>
+        <w:t xml:space="preserve"> </w:t>
+      </w:r>
+      <w:r>
+        <w:t xml:space="preserve">Some of the world’s largest emitters are middle-income countries with enormous</w:t>
+      </w:r>
+      <w:r>
+        <w:t xml:space="preserve"> </w:t>
+      </w:r>
+      <w:r>
+        <w:t xml:space="preserve">populations, while several wealthy nations have managed to decouple economic growth</w:t>
+      </w:r>
+      <w:r>
+        <w:t xml:space="preserve"> </w:t>
+      </w:r>
+      <w:r>
+        <w:t xml:space="preserve">from emissions growth.</w:t>
       </w:r>
     </w:p>
     <w:p>
@@ -88,49 +106,37 @@
         <w:pStyle w:val="BodyText"/>
       </w:pPr>
       <w:r>
-        <w:t xml:space="preserve">At first glance, richer countries do tend to have longer-living populations.</w:t>
-      </w:r>
-      <w:r>
-        <w:t xml:space="preserve"> </w:t>
-      </w:r>
-      <w:r>
-        <w:t xml:space="preserve">But the relationship is not linear: the difference in life expectancy between</w:t>
-      </w:r>
-      <w:r>
-        <w:t xml:space="preserve"> </w:t>
-      </w:r>
-      <w:r>
-        <w:t xml:space="preserve">a country with a GDP per capita of $2,000 and one with $10,000 is much larger</w:t>
-      </w:r>
-      <w:r>
-        <w:t xml:space="preserve"> </w:t>
-      </w:r>
-      <w:r>
-        <w:t xml:space="preserve">than the difference between $50,000 and $100,000. This pattern was first</w:t>
-      </w:r>
-      <w:r>
-        <w:t xml:space="preserve"> </w:t>
-      </w:r>
-      <w:r>
-        <w:t xml:space="preserve">documented systematically by</w:t>
-      </w:r>
-      <w:r>
-        <w:t xml:space="preserve"> </w:t>
-      </w:r>
-      <w:r>
-        <w:t xml:space="preserve">Preston (1975)</w:t>
-      </w:r>
-      <w:r>
-        <w:t xml:space="preserve"> </w:t>
-      </w:r>
-      <w:r>
-        <w:t xml:space="preserve">and has become one of the most</w:t>
-      </w:r>
-      <w:r>
-        <w:t xml:space="preserve"> </w:t>
-      </w:r>
-      <w:r>
-        <w:t xml:space="preserve">replicated findings in the social sciences.</w:t>
+        <w:t xml:space="preserve">In this report, we explore the cross-country relationship between economic output</w:t>
+      </w:r>
+      <w:r>
+        <w:t xml:space="preserve"> </w:t>
+      </w:r>
+      <w:r>
+        <w:t xml:space="preserve">and CO2 emissions using recent data from the World Bank. The central question is:</w:t>
+      </w:r>
+      <w:r>
+        <w:t xml:space="preserve"> </w:t>
+      </w:r>
+      <w:r>
+        <w:rPr>
+          <w:b/>
+          <w:bCs/>
+        </w:rPr>
+        <w:t xml:space="preserve">how closely does a country’s income level predict its CO2 footprint — and does</w:t>
+      </w:r>
+      <w:r>
+        <w:rPr>
+          <w:b/>
+          <w:bCs/>
+        </w:rPr>
+        <w:t xml:space="preserve"> </w:t>
+      </w:r>
+      <w:r>
+        <w:rPr>
+          <w:b/>
+          <w:bCs/>
+        </w:rPr>
+        <w:t xml:space="preserve">population size explain the pattern?</w:t>
       </w:r>
     </w:p>
     <w:p>
@@ -138,84 +144,43 @@
         <w:pStyle w:val="BodyText"/>
       </w:pPr>
       <w:r>
-        <w:t xml:space="preserve">In this report, we explore this relationship using cross-country data from the</w:t>
-      </w:r>
-      <w:r>
-        <w:t xml:space="preserve"> </w:t>
-      </w:r>
-      <w:r>
-        <w:t xml:space="preserve">World Bank. The central question is:</w:t>
-      </w:r>
-      <w:r>
-        <w:t xml:space="preserve"> </w:t>
-      </w:r>
-      <w:r>
-        <w:rPr>
-          <w:b/>
-          <w:bCs/>
-        </w:rPr>
-        <w:t xml:space="preserve">how much of the variation in life</w:t>
-      </w:r>
-      <w:r>
-        <w:rPr>
-          <w:b/>
-          <w:bCs/>
-        </w:rPr>
-        <w:t xml:space="preserve"> </w:t>
-      </w:r>
-      <w:r>
-        <w:rPr>
-          <w:b/>
-          <w:bCs/>
-        </w:rPr>
-        <w:t xml:space="preserve">expectancy across countries can be explained by income alone?</w:t>
+        <w:t xml:space="preserve">Understanding this relationship matters for international business: companies</w:t>
+      </w:r>
+      <w:r>
+        <w:t xml:space="preserve"> </w:t>
+      </w:r>
+      <w:r>
+        <w:t xml:space="preserve">operating across borders face very different regulatory environments and carbon</w:t>
+      </w:r>
+      <w:r>
+        <w:t xml:space="preserve"> </w:t>
+      </w:r>
+      <w:r>
+        <w:t xml:space="preserve">cost structures depending on where a country sits in the income-emissions space.</w:t>
+      </w:r>
+    </w:p>
+    <w:bookmarkEnd w:id="20"/>
+    <w:bookmarkStart w:id="21" w:name="data-and-approach"/>
+    <w:p>
+      <w:pPr>
+        <w:pStyle w:val="Heading2"/>
+      </w:pPr>
+      <w:r>
+        <w:t xml:space="preserve">2 Data and approach</w:t>
       </w:r>
     </w:p>
     <w:p>
       <w:pPr>
-        <w:pStyle w:val="BodyText"/>
-      </w:pPr>
-      <w:r>
-        <w:t xml:space="preserve">The data and methods follow</w:t>
-      </w:r>
-      <w:r>
-        <w:t xml:space="preserve"> </w:t>
-      </w:r>
-      <w:r>
-        <w:t xml:space="preserve">Békés and Kézdi (2021)</w:t>
-      </w:r>
-      <w:r>
-        <w:t xml:space="preserve">, who use this dataset as a running</w:t>
-      </w:r>
-      <w:r>
-        <w:t xml:space="preserve"> </w:t>
-      </w:r>
-      <w:r>
-        <w:t xml:space="preserve">example for visualisation and regression.</w:t>
-      </w:r>
-    </w:p>
-    <w:bookmarkEnd w:id="20"/>
-    <w:bookmarkStart w:id="22" w:name="data-and-approach"/>
-    <w:p>
-      <w:pPr>
-        <w:pStyle w:val="Heading2"/>
-      </w:pPr>
-      <w:r>
-        <w:t xml:space="preserve">2 Data and approach</w:t>
-      </w:r>
-    </w:p>
-    <w:p>
-      <w:pPr>
         <w:pStyle w:val="FirstParagraph"/>
       </w:pPr>
       <w:r>
-        <w:t xml:space="preserve">We use a cross-section of 182 countries observed in 2017. The two key variables</w:t>
-      </w:r>
-      <w:r>
-        <w:t xml:space="preserve"> </w:t>
-      </w:r>
-      <w:r>
-        <w:t xml:space="preserve">are:</w:t>
+        <w:t xml:space="preserve">We use panel data covering the period 2020–2024 for all countries for which</w:t>
+      </w:r>
+      <w:r>
+        <w:t xml:space="preserve"> </w:t>
+      </w:r>
+      <w:r>
+        <w:t xml:space="preserve">complete data are available. The three key variables are:</w:t>
       </w:r>
     </w:p>
     <w:p>
@@ -231,13 +196,19 @@
           <w:b/>
           <w:bCs/>
         </w:rPr>
-        <w:t xml:space="preserve">Life expectancy</w:t>
-      </w:r>
-      <w:r>
-        <w:t xml:space="preserve"> </w:t>
-      </w:r>
-      <w:r>
-        <w:t xml:space="preserve">(years): average life expectancy at birth</w:t>
+        <w:t xml:space="preserve">CO2 emissions</w:t>
+      </w:r>
+      <w:r>
+        <w:t xml:space="preserve"> </w:t>
+      </w:r>
+      <w:r>
+        <w:t xml:space="preserve">(million metric tons CO2 equivalent, AR5 methodology): total</w:t>
+      </w:r>
+      <w:r>
+        <w:t xml:space="preserve"> </w:t>
+      </w:r>
+      <w:r>
+        <w:t xml:space="preserve">greenhouse gas emissions attributed to each country</w:t>
       </w:r>
     </w:p>
     <w:p>
@@ -253,55 +224,58 @@
           <w:b/>
           <w:bCs/>
         </w:rPr>
-        <w:t xml:space="preserve">GDP per capita</w:t>
-      </w:r>
-      <w:r>
-        <w:t xml:space="preserve"> </w:t>
-      </w:r>
-      <w:r>
-        <w:t xml:space="preserve">(USD, PPP-adjusted): a standard measure of average income</w:t>
+        <w:t xml:space="preserve">GDP</w:t>
+      </w:r>
+      <w:r>
+        <w:t xml:space="preserve"> </w:t>
+      </w:r>
+      <w:r>
+        <w:t xml:space="preserve">(USD, PPP-adjusted): total economic output, converted to a common</w:t>
+      </w:r>
+      <w:r>
+        <w:t xml:space="preserve"> </w:t>
+      </w:r>
+      <w:r>
+        <w:t xml:space="preserve">price level so countries can be compared directly</w:t>
       </w:r>
     </w:p>
     <w:p>
       <w:pPr>
-        <w:pStyle w:val="FirstParagraph"/>
-      </w:pPr>
-      <w:r>
-        <w:t xml:space="preserve">The data are publicly available from the World Bank World Development Indicators</w:t>
-      </w:r>
-      <w:r>
-        <w:t xml:space="preserve"> </w:t>
-      </w:r>
-      <w:r>
-        <w:t xml:space="preserve">and can be downloaded from</w:t>
-      </w:r>
-      <w:r>
-        <w:t xml:space="preserve"> </w:t>
-      </w:r>
-      <w:hyperlink r:id="rId21">
-        <w:r>
-          <w:rPr>
-            <w:rStyle w:val="Hyperlink"/>
-          </w:rPr>
-          <w:t xml:space="preserve">OSF</w:t>
-        </w:r>
-      </w:hyperlink>
-      <w:r>
-        <w:t xml:space="preserve">.</w:t>
+        <w:pStyle w:val="Compact"/>
+        <w:numPr>
+          <w:ilvl w:val="0"/>
+          <w:numId w:val="1001"/>
+        </w:numPr>
+      </w:pPr>
+      <w:r>
+        <w:rPr>
+          <w:b/>
+          <w:bCs/>
+        </w:rPr>
+        <w:t xml:space="preserve">Population</w:t>
+      </w:r>
+      <w:r>
+        <w:t xml:space="preserve">: used to rescale both variables to a per-capita basis and to</w:t>
+      </w:r>
+      <w:r>
+        <w:t xml:space="preserve"> </w:t>
+      </w:r>
+      <w:r>
+        <w:t xml:space="preserve">set bubble sizes in the chart</w:t>
       </w:r>
     </w:p>
     <w:p>
       <w:pPr>
-        <w:pStyle w:val="BodyText"/>
-      </w:pPr>
-      <w:r>
-        <w:t xml:space="preserve">For this demonstration, we use a small illustrative dataset to show the code</w:t>
-      </w:r>
-      <w:r>
-        <w:t xml:space="preserve"> </w:t>
-      </w:r>
-      <w:r>
-        <w:t xml:space="preserve">structure. In your own work, replace</w:t>
+        <w:pStyle w:val="FirstParagraph"/>
+      </w:pPr>
+      <w:r>
+        <w:t xml:space="preserve">The data were downloaded from the World Bank World Development Indicators using</w:t>
+      </w:r>
+      <w:r>
+        <w:t xml:space="preserve"> </w:t>
+      </w:r>
+      <w:r>
+        <w:t xml:space="preserve">the</w:t>
       </w:r>
       <w:r>
         <w:t xml:space="preserve"> </w:t>
@@ -310,32 +284,58 @@
         <w:rPr>
           <w:rStyle w:val="VerbatimChar"/>
         </w:rPr>
-        <w:t xml:space="preserve">example_data</w:t>
-      </w:r>
-      <w:r>
-        <w:t xml:space="preserve"> </w:t>
-      </w:r>
-      <w:r>
-        <w:t xml:space="preserve">with the real dataset.</w:t>
-      </w:r>
-    </w:p>
-    <w:bookmarkEnd w:id="22"/>
-    <w:bookmarkStart w:id="30" w:name="results"/>
-    <w:p>
-      <w:pPr>
-        <w:pStyle w:val="Heading2"/>
-      </w:pPr>
-      <w:r>
-        <w:t xml:space="preserve">3 Results</w:t>
-      </w:r>
-    </w:p>
-    <w:bookmarkStart w:id="27" w:name="the-incomelife-expectancy-relationship"/>
-    <w:p>
-      <w:pPr>
-        <w:pStyle w:val="Heading3"/>
-      </w:pPr>
-      <w:r>
-        <w:t xml:space="preserve">3.1 The income–life expectancy relationship</w:t>
+        <w:t xml:space="preserve">WDI</w:t>
+      </w:r>
+      <w:r>
+        <w:t xml:space="preserve"> </w:t>
+      </w:r>
+      <w:r>
+        <w:t xml:space="preserve">R package</w:t>
+      </w:r>
+      <w:r>
+        <w:t xml:space="preserve"> </w:t>
+      </w:r>
+      <w:r>
+        <w:t xml:space="preserve">(Arel-Bundock 2024)</w:t>
+      </w:r>
+      <w:r>
+        <w:t xml:space="preserve"> </w:t>
+      </w:r>
+      <w:r>
+        <w:t xml:space="preserve">and are stored locally in</w:t>
+      </w:r>
+      <w:r>
+        <w:t xml:space="preserve"> </w:t>
+      </w:r>
+      <w:r>
+        <w:rPr>
+          <w:rStyle w:val="VerbatimChar"/>
+        </w:rPr>
+        <w:t xml:space="preserve">data/wdi_co2_gdp_pop.csv</w:t>
+      </w:r>
+      <w:r>
+        <w:t xml:space="preserve">.</w:t>
+      </w:r>
+      <w:r>
+        <w:t xml:space="preserve"> </w:t>
+      </w:r>
+      <w:r>
+        <w:t xml:space="preserve">To reproduce the download, run</w:t>
+      </w:r>
+      <w:r>
+        <w:t xml:space="preserve"> </w:t>
+      </w:r>
+      <w:r>
+        <w:rPr>
+          <w:rStyle w:val="VerbatimChar"/>
+        </w:rPr>
+        <w:t xml:space="preserve">fetch_data.R</w:t>
+      </w:r>
+      <w:r>
+        <w:t xml:space="preserve"> </w:t>
+      </w:r>
+      <w:r>
+        <w:t xml:space="preserve">in this session’s folder.</w:t>
       </w:r>
     </w:p>
     <w:p>
@@ -344,18 +344,358 @@
       </w:pPr>
       <w:r>
         <w:rPr>
+          <w:rStyle w:val="NormalTok"/>
+        </w:rPr>
+        <w:t xml:space="preserve">co2_data </w:t>
+      </w:r>
+      <w:r>
+        <w:rPr>
+          <w:rStyle w:val="OtherTok"/>
+        </w:rPr>
+        <w:t xml:space="preserve">&lt;-</w:t>
+      </w:r>
+      <w:r>
+        <w:rPr>
+          <w:rStyle w:val="NormalTok"/>
+        </w:rPr>
+        <w:t xml:space="preserve"> </w:t>
+      </w:r>
+      <w:r>
+        <w:rPr>
+          <w:rStyle w:val="FunctionTok"/>
+        </w:rPr>
+        <w:t xml:space="preserve">read_csv</w:t>
+      </w:r>
+      <w:r>
+        <w:rPr>
+          <w:rStyle w:val="NormalTok"/>
+        </w:rPr>
+        <w:t xml:space="preserve">(</w:t>
+      </w:r>
+      <w:r>
+        <w:rPr>
+          <w:rStyle w:val="FunctionTok"/>
+        </w:rPr>
+        <w:t xml:space="preserve">here</w:t>
+      </w:r>
+      <w:r>
+        <w:rPr>
+          <w:rStyle w:val="NormalTok"/>
+        </w:rPr>
+        <w:t xml:space="preserve">(</w:t>
+      </w:r>
+      <w:r>
+        <w:rPr>
+          <w:rStyle w:val="StringTok"/>
+        </w:rPr>
+        <w:t xml:space="preserve">"content/material/session01/data/wdi_co2_gdp_pop.csv"</w:t>
+      </w:r>
+      <w:r>
+        <w:rPr>
+          <w:rStyle w:val="NormalTok"/>
+        </w:rPr>
+        <w:t xml:space="preserve">))</w:t>
+      </w:r>
+    </w:p>
+    <w:p>
+      <w:pPr>
+        <w:pStyle w:val="FirstParagraph"/>
+      </w:pPr>
+      <w:r>
+        <w:t xml:space="preserve">For the main visualisation, we average each variable across all available years</w:t>
+      </w:r>
+      <w:r>
+        <w:t xml:space="preserve"> </w:t>
+      </w:r>
+      <w:r>
+        <w:t xml:space="preserve">per country. This smooths out year-to-year fluctuations and gives a more stable</w:t>
+      </w:r>
+      <w:r>
+        <w:t xml:space="preserve"> </w:t>
+      </w:r>
+      <w:r>
+        <w:t xml:space="preserve">cross-country picture.</w:t>
+      </w:r>
+    </w:p>
+    <w:p>
+      <w:pPr>
+        <w:pStyle w:val="SourceCode"/>
+      </w:pPr>
+      <w:r>
+        <w:rPr>
+          <w:rStyle w:val="NormalTok"/>
+        </w:rPr>
+        <w:t xml:space="preserve">co2_avg </w:t>
+      </w:r>
+      <w:r>
+        <w:rPr>
+          <w:rStyle w:val="OtherTok"/>
+        </w:rPr>
+        <w:t xml:space="preserve">&lt;-</w:t>
+      </w:r>
+      <w:r>
+        <w:rPr>
+          <w:rStyle w:val="NormalTok"/>
+        </w:rPr>
+        <w:t xml:space="preserve"> co2_data </w:t>
+      </w:r>
+      <w:r>
+        <w:rPr>
+          <w:rStyle w:val="SpecialCharTok"/>
+        </w:rPr>
+        <w:t xml:space="preserve">|&gt;</w:t>
+      </w:r>
+      <w:r>
+        <w:br/>
+      </w:r>
+      <w:r>
+        <w:rPr>
+          <w:rStyle w:val="NormalTok"/>
+        </w:rPr>
+        <w:t xml:space="preserve">  </w:t>
+      </w:r>
+      <w:r>
+        <w:rPr>
+          <w:rStyle w:val="FunctionTok"/>
+        </w:rPr>
+        <w:t xml:space="preserve">group_by</w:t>
+      </w:r>
+      <w:r>
+        <w:rPr>
+          <w:rStyle w:val="NormalTok"/>
+        </w:rPr>
+        <w:t xml:space="preserve">(country, iso2c, iso3c) </w:t>
+      </w:r>
+      <w:r>
+        <w:rPr>
+          <w:rStyle w:val="SpecialCharTok"/>
+        </w:rPr>
+        <w:t xml:space="preserve">|&gt;</w:t>
+      </w:r>
+      <w:r>
+        <w:br/>
+      </w:r>
+      <w:r>
+        <w:rPr>
+          <w:rStyle w:val="NormalTok"/>
+        </w:rPr>
+        <w:t xml:space="preserve">  </w:t>
+      </w:r>
+      <w:r>
+        <w:rPr>
+          <w:rStyle w:val="FunctionTok"/>
+        </w:rPr>
+        <w:t xml:space="preserve">summarise</w:t>
+      </w:r>
+      <w:r>
+        <w:rPr>
+          <w:rStyle w:val="NormalTok"/>
+        </w:rPr>
+        <w:t xml:space="preserve">(</w:t>
+      </w:r>
+      <w:r>
+        <w:br/>
+      </w:r>
+      <w:r>
+        <w:rPr>
+          <w:rStyle w:val="NormalTok"/>
+        </w:rPr>
+        <w:t xml:space="preserve">    </w:t>
+      </w:r>
+      <w:r>
+        <w:rPr>
+          <w:rStyle w:val="FunctionTok"/>
+        </w:rPr>
+        <w:t xml:space="preserve">across</w:t>
+      </w:r>
+      <w:r>
+        <w:rPr>
+          <w:rStyle w:val="NormalTok"/>
+        </w:rPr>
+        <w:t xml:space="preserve">(</w:t>
+      </w:r>
+      <w:r>
+        <w:rPr>
+          <w:rStyle w:val="FunctionTok"/>
+        </w:rPr>
+        <w:t xml:space="preserve">c</w:t>
+      </w:r>
+      <w:r>
+        <w:rPr>
+          <w:rStyle w:val="NormalTok"/>
+        </w:rPr>
+        <w:t xml:space="preserve">(co2_mt, gdp_ppp, pop, gdp_pc_ppp, co2_pc_t), mean),</w:t>
+      </w:r>
+      <w:r>
+        <w:br/>
+      </w:r>
+      <w:r>
+        <w:rPr>
+          <w:rStyle w:val="NormalTok"/>
+        </w:rPr>
+        <w:t xml:space="preserve">    </w:t>
+      </w:r>
+      <w:r>
+        <w:rPr>
+          <w:rStyle w:val="AttributeTok"/>
+        </w:rPr>
+        <w:t xml:space="preserve">years_n =</w:t>
+      </w:r>
+      <w:r>
+        <w:rPr>
+          <w:rStyle w:val="NormalTok"/>
+        </w:rPr>
+        <w:t xml:space="preserve"> </w:t>
+      </w:r>
+      <w:r>
+        <w:rPr>
+          <w:rStyle w:val="FunctionTok"/>
+        </w:rPr>
+        <w:t xml:space="preserve">n</w:t>
+      </w:r>
+      <w:r>
+        <w:rPr>
+          <w:rStyle w:val="NormalTok"/>
+        </w:rPr>
+        <w:t xml:space="preserve">(),          </w:t>
+      </w:r>
+      <w:r>
+        <w:rPr>
           <w:rStyle w:val="CommentTok"/>
         </w:rPr>
-        <w:t xml:space="preserve"># Illustrative dataset — replace with real World Bank data for your own analysis</w:t>
-      </w:r>
-      <w:r>
-        <w:br/>
-      </w:r>
-      <w:r>
-        <w:rPr>
-          <w:rStyle w:val="NormalTok"/>
-        </w:rPr>
-        <w:t xml:space="preserve">example_data </w:t>
+        <w:t xml:space="preserve"># how many years contributed to each average</w:t>
+      </w:r>
+      <w:r>
+        <w:br/>
+      </w:r>
+      <w:r>
+        <w:rPr>
+          <w:rStyle w:val="NormalTok"/>
+        </w:rPr>
+        <w:t xml:space="preserve">    </w:t>
+      </w:r>
+      <w:r>
+        <w:rPr>
+          <w:rStyle w:val="AttributeTok"/>
+        </w:rPr>
+        <w:t xml:space="preserve">.groups =</w:t>
+      </w:r>
+      <w:r>
+        <w:rPr>
+          <w:rStyle w:val="NormalTok"/>
+        </w:rPr>
+        <w:t xml:space="preserve"> </w:t>
+      </w:r>
+      <w:r>
+        <w:rPr>
+          <w:rStyle w:val="StringTok"/>
+        </w:rPr>
+        <w:t xml:space="preserve">"drop"</w:t>
+      </w:r>
+      <w:r>
+        <w:br/>
+      </w:r>
+      <w:r>
+        <w:rPr>
+          <w:rStyle w:val="NormalTok"/>
+        </w:rPr>
+        <w:t xml:space="preserve">  ) </w:t>
+      </w:r>
+      <w:r>
+        <w:rPr>
+          <w:rStyle w:val="SpecialCharTok"/>
+        </w:rPr>
+        <w:t xml:space="preserve">|&gt;</w:t>
+      </w:r>
+      <w:r>
+        <w:br/>
+      </w:r>
+      <w:r>
+        <w:rPr>
+          <w:rStyle w:val="NormalTok"/>
+        </w:rPr>
+        <w:t xml:space="preserve">  </w:t>
+      </w:r>
+      <w:r>
+        <w:rPr>
+          <w:rStyle w:val="FunctionTok"/>
+        </w:rPr>
+        <w:t xml:space="preserve">filter</w:t>
+      </w:r>
+      <w:r>
+        <w:rPr>
+          <w:rStyle w:val="NormalTok"/>
+        </w:rPr>
+        <w:t xml:space="preserve">(pop </w:t>
+      </w:r>
+      <w:r>
+        <w:rPr>
+          <w:rStyle w:val="SpecialCharTok"/>
+        </w:rPr>
+        <w:t xml:space="preserve">&gt;=</w:t>
+      </w:r>
+      <w:r>
+        <w:rPr>
+          <w:rStyle w:val="NormalTok"/>
+        </w:rPr>
+        <w:t xml:space="preserve"> </w:t>
+      </w:r>
+      <w:r>
+        <w:rPr>
+          <w:rStyle w:val="FloatTok"/>
+        </w:rPr>
+        <w:t xml:space="preserve">1e6</w:t>
+      </w:r>
+      <w:r>
+        <w:rPr>
+          <w:rStyle w:val="NormalTok"/>
+        </w:rPr>
+        <w:t xml:space="preserve">)        </w:t>
+      </w:r>
+      <w:r>
+        <w:rPr>
+          <w:rStyle w:val="CommentTok"/>
+        </w:rPr>
+        <w:t xml:space="preserve"># drop micro-states (&lt; 1 million inhabitants)</w:t>
+      </w:r>
+    </w:p>
+    <w:bookmarkEnd w:id="21"/>
+    <w:bookmarkStart w:id="29" w:name="results"/>
+    <w:p>
+      <w:pPr>
+        <w:pStyle w:val="Heading2"/>
+      </w:pPr>
+      <w:r>
+        <w:t xml:space="preserve">3 Results</w:t>
+      </w:r>
+    </w:p>
+    <w:bookmarkStart w:id="26" w:name="the-incomeemissions-relationship"/>
+    <w:p>
+      <w:pPr>
+        <w:pStyle w:val="Heading3"/>
+      </w:pPr>
+      <w:r>
+        <w:t xml:space="preserve">3.1 The income–emissions relationship</w:t>
+      </w:r>
+    </w:p>
+    <w:p>
+      <w:pPr>
+        <w:pStyle w:val="SourceCode"/>
+      </w:pPr>
+      <w:r>
+        <w:rPr>
+          <w:rStyle w:val="CommentTok"/>
+        </w:rPr>
+        <w:t xml:space="preserve"># Highlight a selection of named countries for orientation</w:t>
+      </w:r>
+      <w:r>
+        <w:br/>
+      </w:r>
+      <w:r>
+        <w:rPr>
+          <w:rStyle w:val="NormalTok"/>
+        </w:rPr>
+        <w:t xml:space="preserve">label_countries </w:t>
       </w:r>
       <w:r>
         <w:rPr>
@@ -373,7 +713,7 @@
         <w:rPr>
           <w:rStyle w:val="FunctionTok"/>
         </w:rPr>
-        <w:t xml:space="preserve">tibble</w:t>
+        <w:t xml:space="preserve">c</w:t>
       </w:r>
       <w:r>
         <w:rPr>
@@ -392,20 +732,878 @@
       </w:r>
       <w:r>
         <w:rPr>
+          <w:rStyle w:val="StringTok"/>
+        </w:rPr>
+        <w:t xml:space="preserve">"United States"</w:t>
+      </w:r>
+      <w:r>
+        <w:rPr>
+          <w:rStyle w:val="NormalTok"/>
+        </w:rPr>
+        <w:t xml:space="preserve">, </w:t>
+      </w:r>
+      <w:r>
+        <w:rPr>
+          <w:rStyle w:val="StringTok"/>
+        </w:rPr>
+        <w:t xml:space="preserve">"China"</w:t>
+      </w:r>
+      <w:r>
+        <w:rPr>
+          <w:rStyle w:val="NormalTok"/>
+        </w:rPr>
+        <w:t xml:space="preserve">, </w:t>
+      </w:r>
+      <w:r>
+        <w:rPr>
+          <w:rStyle w:val="StringTok"/>
+        </w:rPr>
+        <w:t xml:space="preserve">"India"</w:t>
+      </w:r>
+      <w:r>
+        <w:rPr>
+          <w:rStyle w:val="NormalTok"/>
+        </w:rPr>
+        <w:t xml:space="preserve">, </w:t>
+      </w:r>
+      <w:r>
+        <w:rPr>
+          <w:rStyle w:val="StringTok"/>
+        </w:rPr>
+        <w:t xml:space="preserve">"Germany"</w:t>
+      </w:r>
+      <w:r>
+        <w:rPr>
+          <w:rStyle w:val="NormalTok"/>
+        </w:rPr>
+        <w:t xml:space="preserve">,</w:t>
+      </w:r>
+      <w:r>
+        <w:br/>
+      </w:r>
+      <w:r>
+        <w:rPr>
+          <w:rStyle w:val="NormalTok"/>
+        </w:rPr>
+        <w:t xml:space="preserve">  </w:t>
+      </w:r>
+      <w:r>
+        <w:rPr>
+          <w:rStyle w:val="StringTok"/>
+        </w:rPr>
+        <w:t xml:space="preserve">"Brazil"</w:t>
+      </w:r>
+      <w:r>
+        <w:rPr>
+          <w:rStyle w:val="NormalTok"/>
+        </w:rPr>
+        <w:t xml:space="preserve">, </w:t>
+      </w:r>
+      <w:r>
+        <w:rPr>
+          <w:rStyle w:val="StringTok"/>
+        </w:rPr>
+        <w:t xml:space="preserve">"Nigeria"</w:t>
+      </w:r>
+      <w:r>
+        <w:rPr>
+          <w:rStyle w:val="NormalTok"/>
+        </w:rPr>
+        <w:t xml:space="preserve">, </w:t>
+      </w:r>
+      <w:r>
+        <w:rPr>
+          <w:rStyle w:val="StringTok"/>
+        </w:rPr>
+        <w:t xml:space="preserve">"Norway"</w:t>
+      </w:r>
+      <w:r>
+        <w:rPr>
+          <w:rStyle w:val="NormalTok"/>
+        </w:rPr>
+        <w:t xml:space="preserve">, </w:t>
+      </w:r>
+      <w:r>
+        <w:rPr>
+          <w:rStyle w:val="StringTok"/>
+        </w:rPr>
+        <w:t xml:space="preserve">"Saudi Arabia"</w:t>
+      </w:r>
+      <w:r>
+        <w:rPr>
+          <w:rStyle w:val="NormalTok"/>
+        </w:rPr>
+        <w:t xml:space="preserve">, </w:t>
+      </w:r>
+      <w:r>
+        <w:rPr>
+          <w:rStyle w:val="StringTok"/>
+        </w:rPr>
+        <w:t xml:space="preserve">"Indonesia"</w:t>
+      </w:r>
+      <w:r>
+        <w:br/>
+      </w:r>
+      <w:r>
+        <w:rPr>
+          <w:rStyle w:val="NormalTok"/>
+        </w:rPr>
+        <w:t xml:space="preserve">)</w:t>
+      </w:r>
+      <w:r>
+        <w:br/>
+      </w:r>
+      <w:r>
+        <w:br/>
+      </w:r>
+      <w:r>
+        <w:rPr>
+          <w:rStyle w:val="FunctionTok"/>
+        </w:rPr>
+        <w:t xml:space="preserve">ggplot</w:t>
+      </w:r>
+      <w:r>
+        <w:rPr>
+          <w:rStyle w:val="NormalTok"/>
+        </w:rPr>
+        <w:t xml:space="preserve">(</w:t>
+      </w:r>
+      <w:r>
+        <w:br/>
+      </w:r>
+      <w:r>
+        <w:rPr>
+          <w:rStyle w:val="NormalTok"/>
+        </w:rPr>
+        <w:t xml:space="preserve">  co2_avg,</w:t>
+      </w:r>
+      <w:r>
+        <w:br/>
+      </w:r>
+      <w:r>
+        <w:rPr>
+          <w:rStyle w:val="NormalTok"/>
+        </w:rPr>
+        <w:t xml:space="preserve">  </w:t>
+      </w:r>
+      <w:r>
+        <w:rPr>
+          <w:rStyle w:val="FunctionTok"/>
+        </w:rPr>
+        <w:t xml:space="preserve">aes</w:t>
+      </w:r>
+      <w:r>
+        <w:rPr>
+          <w:rStyle w:val="NormalTok"/>
+        </w:rPr>
+        <w:t xml:space="preserve">(</w:t>
+      </w:r>
+      <w:r>
+        <w:rPr>
           <w:rStyle w:val="AttributeTok"/>
         </w:rPr>
-        <w:t xml:space="preserve">country        =</w:t>
-      </w:r>
-      <w:r>
-        <w:rPr>
-          <w:rStyle w:val="NormalTok"/>
-        </w:rPr>
-        <w:t xml:space="preserve"> </w:t>
+        <w:t xml:space="preserve">x =</w:t>
+      </w:r>
+      <w:r>
+        <w:rPr>
+          <w:rStyle w:val="NormalTok"/>
+        </w:rPr>
+        <w:t xml:space="preserve"> gdp_pc_ppp, </w:t>
+      </w:r>
+      <w:r>
+        <w:rPr>
+          <w:rStyle w:val="AttributeTok"/>
+        </w:rPr>
+        <w:t xml:space="preserve">y =</w:t>
+      </w:r>
+      <w:r>
+        <w:rPr>
+          <w:rStyle w:val="NormalTok"/>
+        </w:rPr>
+        <w:t xml:space="preserve"> co2_pc_t, </w:t>
+      </w:r>
+      <w:r>
+        <w:rPr>
+          <w:rStyle w:val="AttributeTok"/>
+        </w:rPr>
+        <w:t xml:space="preserve">size =</w:t>
+      </w:r>
+      <w:r>
+        <w:rPr>
+          <w:rStyle w:val="NormalTok"/>
+        </w:rPr>
+        <w:t xml:space="preserve"> pop, </w:t>
+      </w:r>
+      <w:r>
+        <w:rPr>
+          <w:rStyle w:val="AttributeTok"/>
+        </w:rPr>
+        <w:t xml:space="preserve">label =</w:t>
+      </w:r>
+      <w:r>
+        <w:rPr>
+          <w:rStyle w:val="NormalTok"/>
+        </w:rPr>
+        <w:t xml:space="preserve"> country)</w:t>
+      </w:r>
+      <w:r>
+        <w:br/>
+      </w:r>
+      <w:r>
+        <w:rPr>
+          <w:rStyle w:val="NormalTok"/>
+        </w:rPr>
+        <w:t xml:space="preserve">) </w:t>
+      </w:r>
+      <w:r>
+        <w:rPr>
+          <w:rStyle w:val="SpecialCharTok"/>
+        </w:rPr>
+        <w:t xml:space="preserve">+</w:t>
+      </w:r>
+      <w:r>
+        <w:br/>
+      </w:r>
+      <w:r>
+        <w:rPr>
+          <w:rStyle w:val="NormalTok"/>
+        </w:rPr>
+        <w:t xml:space="preserve">  </w:t>
       </w:r>
       <w:r>
         <w:rPr>
           <w:rStyle w:val="FunctionTok"/>
         </w:rPr>
+        <w:t xml:space="preserve">geom_point</w:t>
+      </w:r>
+      <w:r>
+        <w:rPr>
+          <w:rStyle w:val="NormalTok"/>
+        </w:rPr>
+        <w:t xml:space="preserve">(</w:t>
+      </w:r>
+      <w:r>
+        <w:rPr>
+          <w:rStyle w:val="AttributeTok"/>
+        </w:rPr>
+        <w:t xml:space="preserve">alpha =</w:t>
+      </w:r>
+      <w:r>
+        <w:rPr>
+          <w:rStyle w:val="NormalTok"/>
+        </w:rPr>
+        <w:t xml:space="preserve"> </w:t>
+      </w:r>
+      <w:r>
+        <w:rPr>
+          <w:rStyle w:val="FloatTok"/>
+        </w:rPr>
+        <w:t xml:space="preserve">0.5</w:t>
+      </w:r>
+      <w:r>
+        <w:rPr>
+          <w:rStyle w:val="NormalTok"/>
+        </w:rPr>
+        <w:t xml:space="preserve">, </w:t>
+      </w:r>
+      <w:r>
+        <w:rPr>
+          <w:rStyle w:val="AttributeTok"/>
+        </w:rPr>
+        <w:t xml:space="preserve">colour =</w:t>
+      </w:r>
+      <w:r>
+        <w:rPr>
+          <w:rStyle w:val="NormalTok"/>
+        </w:rPr>
+        <w:t xml:space="preserve"> </w:t>
+      </w:r>
+      <w:r>
+        <w:rPr>
+          <w:rStyle w:val="StringTok"/>
+        </w:rPr>
+        <w:t xml:space="preserve">"#00395B"</w:t>
+      </w:r>
+      <w:r>
+        <w:rPr>
+          <w:rStyle w:val="NormalTok"/>
+        </w:rPr>
+        <w:t xml:space="preserve">) </w:t>
+      </w:r>
+      <w:r>
+        <w:rPr>
+          <w:rStyle w:val="SpecialCharTok"/>
+        </w:rPr>
+        <w:t xml:space="preserve">+</w:t>
+      </w:r>
+      <w:r>
+        <w:br/>
+      </w:r>
+      <w:r>
+        <w:rPr>
+          <w:rStyle w:val="NormalTok"/>
+        </w:rPr>
+        <w:t xml:space="preserve">  </w:t>
+      </w:r>
+      <w:r>
+        <w:rPr>
+          <w:rStyle w:val="FunctionTok"/>
+        </w:rPr>
+        <w:t xml:space="preserve">geom_smooth</w:t>
+      </w:r>
+      <w:r>
+        <w:rPr>
+          <w:rStyle w:val="NormalTok"/>
+        </w:rPr>
+        <w:t xml:space="preserve">(</w:t>
+      </w:r>
+      <w:r>
+        <w:rPr>
+          <w:rStyle w:val="AttributeTok"/>
+        </w:rPr>
+        <w:t xml:space="preserve">method =</w:t>
+      </w:r>
+      <w:r>
+        <w:rPr>
+          <w:rStyle w:val="NormalTok"/>
+        </w:rPr>
+        <w:t xml:space="preserve"> </w:t>
+      </w:r>
+      <w:r>
+        <w:rPr>
+          <w:rStyle w:val="StringTok"/>
+        </w:rPr>
+        <w:t xml:space="preserve">"lm"</w:t>
+      </w:r>
+      <w:r>
+        <w:rPr>
+          <w:rStyle w:val="NormalTok"/>
+        </w:rPr>
+        <w:t xml:space="preserve">, </w:t>
+      </w:r>
+      <w:r>
+        <w:rPr>
+          <w:rStyle w:val="AttributeTok"/>
+        </w:rPr>
+        <w:t xml:space="preserve">se =</w:t>
+      </w:r>
+      <w:r>
+        <w:rPr>
+          <w:rStyle w:val="NormalTok"/>
+        </w:rPr>
+        <w:t xml:space="preserve"> </w:t>
+      </w:r>
+      <w:r>
+        <w:rPr>
+          <w:rStyle w:val="ConstantTok"/>
+        </w:rPr>
+        <w:t xml:space="preserve">FALSE</w:t>
+      </w:r>
+      <w:r>
+        <w:rPr>
+          <w:rStyle w:val="NormalTok"/>
+        </w:rPr>
+        <w:t xml:space="preserve">, </w:t>
+      </w:r>
+      <w:r>
+        <w:rPr>
+          <w:rStyle w:val="AttributeTok"/>
+        </w:rPr>
+        <w:t xml:space="preserve">color =</w:t>
+      </w:r>
+      <w:r>
+        <w:rPr>
+          <w:rStyle w:val="NormalTok"/>
+        </w:rPr>
+        <w:t xml:space="preserve"> </w:t>
+      </w:r>
+      <w:r>
+        <w:rPr>
+          <w:rStyle w:val="StringTok"/>
+        </w:rPr>
+        <w:t xml:space="preserve">"#69aacd"</w:t>
+      </w:r>
+      <w:r>
+        <w:rPr>
+          <w:rStyle w:val="NormalTok"/>
+        </w:rPr>
+        <w:t xml:space="preserve">, </w:t>
+      </w:r>
+      <w:r>
+        <w:rPr>
+          <w:rStyle w:val="AttributeTok"/>
+        </w:rPr>
+        <w:t xml:space="preserve">show.legend =</w:t>
+      </w:r>
+      <w:r>
+        <w:rPr>
+          <w:rStyle w:val="NormalTok"/>
+        </w:rPr>
+        <w:t xml:space="preserve"> </w:t>
+      </w:r>
+      <w:r>
+        <w:rPr>
+          <w:rStyle w:val="ConstantTok"/>
+        </w:rPr>
+        <w:t xml:space="preserve">FALSE</w:t>
+      </w:r>
+      <w:r>
+        <w:rPr>
+          <w:rStyle w:val="NormalTok"/>
+        </w:rPr>
+        <w:t xml:space="preserve">) </w:t>
+      </w:r>
+      <w:r>
+        <w:rPr>
+          <w:rStyle w:val="SpecialCharTok"/>
+        </w:rPr>
+        <w:t xml:space="preserve">+</w:t>
+      </w:r>
+      <w:r>
+        <w:br/>
+      </w:r>
+      <w:r>
+        <w:rPr>
+          <w:rStyle w:val="NormalTok"/>
+        </w:rPr>
+        <w:t xml:space="preserve">  </w:t>
+      </w:r>
+      <w:r>
+        <w:rPr>
+          <w:rStyle w:val="FunctionTok"/>
+        </w:rPr>
+        <w:t xml:space="preserve">geom_text_repel</w:t>
+      </w:r>
+      <w:r>
+        <w:rPr>
+          <w:rStyle w:val="NormalTok"/>
+        </w:rPr>
+        <w:t xml:space="preserve">(</w:t>
+      </w:r>
+      <w:r>
+        <w:br/>
+      </w:r>
+      <w:r>
+        <w:rPr>
+          <w:rStyle w:val="NormalTok"/>
+        </w:rPr>
+        <w:t xml:space="preserve">    </w:t>
+      </w:r>
+      <w:r>
+        <w:rPr>
+          <w:rStyle w:val="AttributeTok"/>
+        </w:rPr>
+        <w:t xml:space="preserve">data =</w:t>
+      </w:r>
+      <w:r>
+        <w:rPr>
+          <w:rStyle w:val="NormalTok"/>
+        </w:rPr>
+        <w:t xml:space="preserve"> co2_avg </w:t>
+      </w:r>
+      <w:r>
+        <w:rPr>
+          <w:rStyle w:val="SpecialCharTok"/>
+        </w:rPr>
+        <w:t xml:space="preserve">|&gt;</w:t>
+      </w:r>
+      <w:r>
+        <w:rPr>
+          <w:rStyle w:val="NormalTok"/>
+        </w:rPr>
+        <w:t xml:space="preserve"> </w:t>
+      </w:r>
+      <w:r>
+        <w:rPr>
+          <w:rStyle w:val="FunctionTok"/>
+        </w:rPr>
+        <w:t xml:space="preserve">filter</w:t>
+      </w:r>
+      <w:r>
+        <w:rPr>
+          <w:rStyle w:val="NormalTok"/>
+        </w:rPr>
+        <w:t xml:space="preserve">(country </w:t>
+      </w:r>
+      <w:r>
+        <w:rPr>
+          <w:rStyle w:val="SpecialCharTok"/>
+        </w:rPr>
+        <w:t xml:space="preserve">%in%</w:t>
+      </w:r>
+      <w:r>
+        <w:rPr>
+          <w:rStyle w:val="NormalTok"/>
+        </w:rPr>
+        <w:t xml:space="preserve"> label_countries),</w:t>
+      </w:r>
+      <w:r>
+        <w:br/>
+      </w:r>
+      <w:r>
+        <w:rPr>
+          <w:rStyle w:val="NormalTok"/>
+        </w:rPr>
+        <w:t xml:space="preserve">    </w:t>
+      </w:r>
+      <w:r>
+        <w:rPr>
+          <w:rStyle w:val="AttributeTok"/>
+        </w:rPr>
+        <w:t xml:space="preserve">size =</w:t>
+      </w:r>
+      <w:r>
+        <w:rPr>
+          <w:rStyle w:val="NormalTok"/>
+        </w:rPr>
+        <w:t xml:space="preserve"> </w:t>
+      </w:r>
+      <w:r>
+        <w:rPr>
+          <w:rStyle w:val="DecValTok"/>
+        </w:rPr>
+        <w:t xml:space="preserve">3</w:t>
+      </w:r>
+      <w:r>
+        <w:rPr>
+          <w:rStyle w:val="NormalTok"/>
+        </w:rPr>
+        <w:t xml:space="preserve">, </w:t>
+      </w:r>
+      <w:r>
+        <w:rPr>
+          <w:rStyle w:val="AttributeTok"/>
+        </w:rPr>
+        <w:t xml:space="preserve">colour =</w:t>
+      </w:r>
+      <w:r>
+        <w:rPr>
+          <w:rStyle w:val="NormalTok"/>
+        </w:rPr>
+        <w:t xml:space="preserve"> </w:t>
+      </w:r>
+      <w:r>
+        <w:rPr>
+          <w:rStyle w:val="StringTok"/>
+        </w:rPr>
+        <w:t xml:space="preserve">"#444444"</w:t>
+      </w:r>
+      <w:r>
+        <w:rPr>
+          <w:rStyle w:val="NormalTok"/>
+        </w:rPr>
+        <w:t xml:space="preserve">, </w:t>
+      </w:r>
+      <w:r>
+        <w:rPr>
+          <w:rStyle w:val="AttributeTok"/>
+        </w:rPr>
+        <w:t xml:space="preserve">max.overlaps =</w:t>
+      </w:r>
+      <w:r>
+        <w:rPr>
+          <w:rStyle w:val="NormalTok"/>
+        </w:rPr>
+        <w:t xml:space="preserve"> </w:t>
+      </w:r>
+      <w:r>
+        <w:rPr>
+          <w:rStyle w:val="ConstantTok"/>
+        </w:rPr>
+        <w:t xml:space="preserve">Inf</w:t>
+      </w:r>
+      <w:r>
+        <w:rPr>
+          <w:rStyle w:val="NormalTok"/>
+        </w:rPr>
+        <w:t xml:space="preserve">,</w:t>
+      </w:r>
+      <w:r>
+        <w:br/>
+      </w:r>
+      <w:r>
+        <w:rPr>
+          <w:rStyle w:val="NormalTok"/>
+        </w:rPr>
+        <w:t xml:space="preserve">    </w:t>
+      </w:r>
+      <w:r>
+        <w:rPr>
+          <w:rStyle w:val="AttributeTok"/>
+        </w:rPr>
+        <w:t xml:space="preserve">show.legend =</w:t>
+      </w:r>
+      <w:r>
+        <w:rPr>
+          <w:rStyle w:val="NormalTok"/>
+        </w:rPr>
+        <w:t xml:space="preserve"> </w:t>
+      </w:r>
+      <w:r>
+        <w:rPr>
+          <w:rStyle w:val="ConstantTok"/>
+        </w:rPr>
+        <w:t xml:space="preserve">FALSE</w:t>
+      </w:r>
+      <w:r>
+        <w:br/>
+      </w:r>
+      <w:r>
+        <w:rPr>
+          <w:rStyle w:val="NormalTok"/>
+        </w:rPr>
+        <w:t xml:space="preserve">  ) </w:t>
+      </w:r>
+      <w:r>
+        <w:rPr>
+          <w:rStyle w:val="SpecialCharTok"/>
+        </w:rPr>
+        <w:t xml:space="preserve">+</w:t>
+      </w:r>
+      <w:r>
+        <w:br/>
+      </w:r>
+      <w:r>
+        <w:rPr>
+          <w:rStyle w:val="NormalTok"/>
+        </w:rPr>
+        <w:t xml:space="preserve">  </w:t>
+      </w:r>
+      <w:r>
+        <w:rPr>
+          <w:rStyle w:val="FunctionTok"/>
+        </w:rPr>
+        <w:t xml:space="preserve">scale_x_log10</w:t>
+      </w:r>
+      <w:r>
+        <w:rPr>
+          <w:rStyle w:val="NormalTok"/>
+        </w:rPr>
+        <w:t xml:space="preserve">(</w:t>
+      </w:r>
+      <w:r>
+        <w:rPr>
+          <w:rStyle w:val="AttributeTok"/>
+        </w:rPr>
+        <w:t xml:space="preserve">labels =</w:t>
+      </w:r>
+      <w:r>
+        <w:rPr>
+          <w:rStyle w:val="NormalTok"/>
+        </w:rPr>
+        <w:t xml:space="preserve"> scales</w:t>
+      </w:r>
+      <w:r>
+        <w:rPr>
+          <w:rStyle w:val="SpecialCharTok"/>
+        </w:rPr>
+        <w:t xml:space="preserve">::</w:t>
+      </w:r>
+      <w:r>
+        <w:rPr>
+          <w:rStyle w:val="FunctionTok"/>
+        </w:rPr>
+        <w:t xml:space="preserve">label_dollar</w:t>
+      </w:r>
+      <w:r>
+        <w:rPr>
+          <w:rStyle w:val="NormalTok"/>
+        </w:rPr>
+        <w:t xml:space="preserve">(</w:t>
+      </w:r>
+      <w:r>
+        <w:rPr>
+          <w:rStyle w:val="AttributeTok"/>
+        </w:rPr>
+        <w:t xml:space="preserve">scale =</w:t>
+      </w:r>
+      <w:r>
+        <w:rPr>
+          <w:rStyle w:val="NormalTok"/>
+        </w:rPr>
+        <w:t xml:space="preserve"> </w:t>
+      </w:r>
+      <w:r>
+        <w:rPr>
+          <w:rStyle w:val="DecValTok"/>
+        </w:rPr>
+        <w:t xml:space="preserve">1</w:t>
+      </w:r>
+      <w:r>
+        <w:rPr>
+          <w:rStyle w:val="SpecialCharTok"/>
+        </w:rPr>
+        <w:t xml:space="preserve">/</w:t>
+      </w:r>
+      <w:r>
+        <w:rPr>
+          <w:rStyle w:val="DecValTok"/>
+        </w:rPr>
+        <w:t xml:space="preserve">1000</w:t>
+      </w:r>
+      <w:r>
+        <w:rPr>
+          <w:rStyle w:val="NormalTok"/>
+        </w:rPr>
+        <w:t xml:space="preserve">, </w:t>
+      </w:r>
+      <w:r>
+        <w:rPr>
+          <w:rStyle w:val="AttributeTok"/>
+        </w:rPr>
+        <w:t xml:space="preserve">suffix =</w:t>
+      </w:r>
+      <w:r>
+        <w:rPr>
+          <w:rStyle w:val="NormalTok"/>
+        </w:rPr>
+        <w:t xml:space="preserve"> </w:t>
+      </w:r>
+      <w:r>
+        <w:rPr>
+          <w:rStyle w:val="StringTok"/>
+        </w:rPr>
+        <w:t xml:space="preserve">"k"</w:t>
+      </w:r>
+      <w:r>
+        <w:rPr>
+          <w:rStyle w:val="NormalTok"/>
+        </w:rPr>
+        <w:t xml:space="preserve">)) </w:t>
+      </w:r>
+      <w:r>
+        <w:rPr>
+          <w:rStyle w:val="SpecialCharTok"/>
+        </w:rPr>
+        <w:t xml:space="preserve">+</w:t>
+      </w:r>
+      <w:r>
+        <w:br/>
+      </w:r>
+      <w:r>
+        <w:rPr>
+          <w:rStyle w:val="NormalTok"/>
+        </w:rPr>
+        <w:t xml:space="preserve">  </w:t>
+      </w:r>
+      <w:r>
+        <w:rPr>
+          <w:rStyle w:val="FunctionTok"/>
+        </w:rPr>
+        <w:t xml:space="preserve">scale_y_log10</w:t>
+      </w:r>
+      <w:r>
+        <w:rPr>
+          <w:rStyle w:val="NormalTok"/>
+        </w:rPr>
+        <w:t xml:space="preserve">(</w:t>
+      </w:r>
+      <w:r>
+        <w:rPr>
+          <w:rStyle w:val="AttributeTok"/>
+        </w:rPr>
+        <w:t xml:space="preserve">labels =</w:t>
+      </w:r>
+      <w:r>
+        <w:rPr>
+          <w:rStyle w:val="NormalTok"/>
+        </w:rPr>
+        <w:t xml:space="preserve"> scales</w:t>
+      </w:r>
+      <w:r>
+        <w:rPr>
+          <w:rStyle w:val="SpecialCharTok"/>
+        </w:rPr>
+        <w:t xml:space="preserve">::</w:t>
+      </w:r>
+      <w:r>
+        <w:rPr>
+          <w:rStyle w:val="FunctionTok"/>
+        </w:rPr>
+        <w:t xml:space="preserve">label_comma</w:t>
+      </w:r>
+      <w:r>
+        <w:rPr>
+          <w:rStyle w:val="NormalTok"/>
+        </w:rPr>
+        <w:t xml:space="preserve">(</w:t>
+      </w:r>
+      <w:r>
+        <w:rPr>
+          <w:rStyle w:val="AttributeTok"/>
+        </w:rPr>
+        <w:t xml:space="preserve">suffix =</w:t>
+      </w:r>
+      <w:r>
+        <w:rPr>
+          <w:rStyle w:val="NormalTok"/>
+        </w:rPr>
+        <w:t xml:space="preserve"> </w:t>
+      </w:r>
+      <w:r>
+        <w:rPr>
+          <w:rStyle w:val="StringTok"/>
+        </w:rPr>
+        <w:t xml:space="preserve">" t"</w:t>
+      </w:r>
+      <w:r>
+        <w:rPr>
+          <w:rStyle w:val="NormalTok"/>
+        </w:rPr>
+        <w:t xml:space="preserve">)) </w:t>
+      </w:r>
+      <w:r>
+        <w:rPr>
+          <w:rStyle w:val="SpecialCharTok"/>
+        </w:rPr>
+        <w:t xml:space="preserve">+</w:t>
+      </w:r>
+      <w:r>
+        <w:br/>
+      </w:r>
+      <w:r>
+        <w:rPr>
+          <w:rStyle w:val="NormalTok"/>
+        </w:rPr>
+        <w:t xml:space="preserve">  </w:t>
+      </w:r>
+      <w:r>
+        <w:rPr>
+          <w:rStyle w:val="FunctionTok"/>
+        </w:rPr>
+        <w:t xml:space="preserve">scale_size_continuous</w:t>
+      </w:r>
+      <w:r>
+        <w:rPr>
+          <w:rStyle w:val="NormalTok"/>
+        </w:rPr>
+        <w:t xml:space="preserve">(</w:t>
+      </w:r>
+      <w:r>
+        <w:br/>
+      </w:r>
+      <w:r>
+        <w:rPr>
+          <w:rStyle w:val="NormalTok"/>
+        </w:rPr>
+        <w:t xml:space="preserve">    </w:t>
+      </w:r>
+      <w:r>
+        <w:rPr>
+          <w:rStyle w:val="AttributeTok"/>
+        </w:rPr>
+        <w:t xml:space="preserve">range  =</w:t>
+      </w:r>
+      <w:r>
+        <w:rPr>
+          <w:rStyle w:val="NormalTok"/>
+        </w:rPr>
+        <w:t xml:space="preserve"> </w:t>
+      </w:r>
+      <w:r>
+        <w:rPr>
+          <w:rStyle w:val="FunctionTok"/>
+        </w:rPr>
         <w:t xml:space="preserve">c</w:t>
       </w:r>
       <w:r>
@@ -416,45 +1614,255 @@
       </w:r>
       <w:r>
         <w:rPr>
+          <w:rStyle w:val="DecValTok"/>
+        </w:rPr>
+        <w:t xml:space="preserve">1</w:t>
+      </w:r>
+      <w:r>
+        <w:rPr>
+          <w:rStyle w:val="NormalTok"/>
+        </w:rPr>
+        <w:t xml:space="preserve">, </w:t>
+      </w:r>
+      <w:r>
+        <w:rPr>
+          <w:rStyle w:val="DecValTok"/>
+        </w:rPr>
+        <w:t xml:space="preserve">18</w:t>
+      </w:r>
+      <w:r>
+        <w:rPr>
+          <w:rStyle w:val="NormalTok"/>
+        </w:rPr>
+        <w:t xml:space="preserve">),</w:t>
+      </w:r>
+      <w:r>
+        <w:br/>
+      </w:r>
+      <w:r>
+        <w:rPr>
+          <w:rStyle w:val="NormalTok"/>
+        </w:rPr>
+        <w:t xml:space="preserve">    </w:t>
+      </w:r>
+      <w:r>
+        <w:rPr>
+          <w:rStyle w:val="AttributeTok"/>
+        </w:rPr>
+        <w:t xml:space="preserve">labels =</w:t>
+      </w:r>
+      <w:r>
+        <w:rPr>
+          <w:rStyle w:val="NormalTok"/>
+        </w:rPr>
+        <w:t xml:space="preserve"> scales</w:t>
+      </w:r>
+      <w:r>
+        <w:rPr>
+          <w:rStyle w:val="SpecialCharTok"/>
+        </w:rPr>
+        <w:t xml:space="preserve">::</w:t>
+      </w:r>
+      <w:r>
+        <w:rPr>
+          <w:rStyle w:val="FunctionTok"/>
+        </w:rPr>
+        <w:t xml:space="preserve">label_comma</w:t>
+      </w:r>
+      <w:r>
+        <w:rPr>
+          <w:rStyle w:val="NormalTok"/>
+        </w:rPr>
+        <w:t xml:space="preserve">(</w:t>
+      </w:r>
+      <w:r>
+        <w:rPr>
+          <w:rStyle w:val="AttributeTok"/>
+        </w:rPr>
+        <w:t xml:space="preserve">scale =</w:t>
+      </w:r>
+      <w:r>
+        <w:rPr>
+          <w:rStyle w:val="NormalTok"/>
+        </w:rPr>
+        <w:t xml:space="preserve"> </w:t>
+      </w:r>
+      <w:r>
+        <w:rPr>
+          <w:rStyle w:val="DecValTok"/>
+        </w:rPr>
+        <w:t xml:space="preserve">1</w:t>
+      </w:r>
+      <w:r>
+        <w:rPr>
+          <w:rStyle w:val="SpecialCharTok"/>
+        </w:rPr>
+        <w:t xml:space="preserve">/</w:t>
+      </w:r>
+      <w:r>
+        <w:rPr>
+          <w:rStyle w:val="FloatTok"/>
+        </w:rPr>
+        <w:t xml:space="preserve">1e6</w:t>
+      </w:r>
+      <w:r>
+        <w:rPr>
+          <w:rStyle w:val="NormalTok"/>
+        </w:rPr>
+        <w:t xml:space="preserve">, </w:t>
+      </w:r>
+      <w:r>
+        <w:rPr>
+          <w:rStyle w:val="AttributeTok"/>
+        </w:rPr>
+        <w:t xml:space="preserve">suffix =</w:t>
+      </w:r>
+      <w:r>
+        <w:rPr>
+          <w:rStyle w:val="NormalTok"/>
+        </w:rPr>
+        <w:t xml:space="preserve"> </w:t>
+      </w:r>
+      <w:r>
+        <w:rPr>
           <w:rStyle w:val="StringTok"/>
         </w:rPr>
-        <w:t xml:space="preserve">"Nigeria"</w:t>
-      </w:r>
-      <w:r>
-        <w:rPr>
-          <w:rStyle w:val="NormalTok"/>
-        </w:rPr>
-        <w:t xml:space="preserve">, </w:t>
+        <w:t xml:space="preserve">"M"</w:t>
+      </w:r>
+      <w:r>
+        <w:rPr>
+          <w:rStyle w:val="NormalTok"/>
+        </w:rPr>
+        <w:t xml:space="preserve">)</w:t>
+      </w:r>
+      <w:r>
+        <w:br/>
+      </w:r>
+      <w:r>
+        <w:rPr>
+          <w:rStyle w:val="NormalTok"/>
+        </w:rPr>
+        <w:t xml:space="preserve">  ) </w:t>
+      </w:r>
+      <w:r>
+        <w:rPr>
+          <w:rStyle w:val="SpecialCharTok"/>
+        </w:rPr>
+        <w:t xml:space="preserve">+</w:t>
+      </w:r>
+      <w:r>
+        <w:br/>
+      </w:r>
+      <w:r>
+        <w:rPr>
+          <w:rStyle w:val="NormalTok"/>
+        </w:rPr>
+        <w:t xml:space="preserve">  </w:t>
+      </w:r>
+      <w:r>
+        <w:rPr>
+          <w:rStyle w:val="FunctionTok"/>
+        </w:rPr>
+        <w:t xml:space="preserve">labs</w:t>
+      </w:r>
+      <w:r>
+        <w:rPr>
+          <w:rStyle w:val="NormalTok"/>
+        </w:rPr>
+        <w:t xml:space="preserve">(</w:t>
+      </w:r>
+      <w:r>
+        <w:br/>
+      </w:r>
+      <w:r>
+        <w:rPr>
+          <w:rStyle w:val="NormalTok"/>
+        </w:rPr>
+        <w:t xml:space="preserve">    </w:t>
+      </w:r>
+      <w:r>
+        <w:rPr>
+          <w:rStyle w:val="AttributeTok"/>
+        </w:rPr>
+        <w:t xml:space="preserve">x    =</w:t>
+      </w:r>
+      <w:r>
+        <w:rPr>
+          <w:rStyle w:val="NormalTok"/>
+        </w:rPr>
+        <w:t xml:space="preserve"> </w:t>
       </w:r>
       <w:r>
         <w:rPr>
           <w:rStyle w:val="StringTok"/>
         </w:rPr>
-        <w:t xml:space="preserve">"India"</w:t>
-      </w:r>
-      <w:r>
-        <w:rPr>
-          <w:rStyle w:val="NormalTok"/>
-        </w:rPr>
-        <w:t xml:space="preserve">, </w:t>
+        <w:t xml:space="preserve">"GDP per capita (log scale, USD PPP)"</w:t>
+      </w:r>
+      <w:r>
+        <w:rPr>
+          <w:rStyle w:val="NormalTok"/>
+        </w:rPr>
+        <w:t xml:space="preserve">,</w:t>
+      </w:r>
+      <w:r>
+        <w:br/>
+      </w:r>
+      <w:r>
+        <w:rPr>
+          <w:rStyle w:val="NormalTok"/>
+        </w:rPr>
+        <w:t xml:space="preserve">    </w:t>
+      </w:r>
+      <w:r>
+        <w:rPr>
+          <w:rStyle w:val="AttributeTok"/>
+        </w:rPr>
+        <w:t xml:space="preserve">y    =</w:t>
+      </w:r>
+      <w:r>
+        <w:rPr>
+          <w:rStyle w:val="NormalTok"/>
+        </w:rPr>
+        <w:t xml:space="preserve"> </w:t>
       </w:r>
       <w:r>
         <w:rPr>
           <w:rStyle w:val="StringTok"/>
         </w:rPr>
-        <w:t xml:space="preserve">"Brazil"</w:t>
-      </w:r>
-      <w:r>
-        <w:rPr>
-          <w:rStyle w:val="NormalTok"/>
-        </w:rPr>
-        <w:t xml:space="preserve">, </w:t>
+        <w:t xml:space="preserve">"CO2 per capita (log scale, metric tons)"</w:t>
+      </w:r>
+      <w:r>
+        <w:rPr>
+          <w:rStyle w:val="NormalTok"/>
+        </w:rPr>
+        <w:t xml:space="preserve">,</w:t>
+      </w:r>
+      <w:r>
+        <w:br/>
+      </w:r>
+      <w:r>
+        <w:rPr>
+          <w:rStyle w:val="NormalTok"/>
+        </w:rPr>
+        <w:t xml:space="preserve">    </w:t>
+      </w:r>
+      <w:r>
+        <w:rPr>
+          <w:rStyle w:val="AttributeTok"/>
+        </w:rPr>
+        <w:t xml:space="preserve">size =</w:t>
+      </w:r>
+      <w:r>
+        <w:rPr>
+          <w:rStyle w:val="NormalTok"/>
+        </w:rPr>
+        <w:t xml:space="preserve"> </w:t>
       </w:r>
       <w:r>
         <w:rPr>
           <w:rStyle w:val="StringTok"/>
         </w:rPr>
-        <w:t xml:space="preserve">"China"</w:t>
+        <w:t xml:space="preserve">"Population"</w:t>
       </w:r>
       <w:r>
         <w:rPr>
@@ -469,943 +1877,58 @@
         <w:rPr>
           <w:rStyle w:val="NormalTok"/>
         </w:rPr>
-        <w:t xml:space="preserve">                     </w:t>
+        <w:t xml:space="preserve">    </w:t>
+      </w:r>
+      <w:r>
+        <w:rPr>
+          <w:rStyle w:val="AttributeTok"/>
+        </w:rPr>
+        <w:t xml:space="preserve">title =</w:t>
+      </w:r>
+      <w:r>
+        <w:rPr>
+          <w:rStyle w:val="NormalTok"/>
+        </w:rPr>
+        <w:t xml:space="preserve"> </w:t>
       </w:r>
       <w:r>
         <w:rPr>
           <w:rStyle w:val="StringTok"/>
         </w:rPr>
-        <w:t xml:space="preserve">"Mexico"</w:t>
-      </w:r>
-      <w:r>
-        <w:rPr>
-          <w:rStyle w:val="NormalTok"/>
-        </w:rPr>
-        <w:t xml:space="preserve">, </w:t>
+        <w:t xml:space="preserve">"Richer countries tend to emit more CO2 per person"</w:t>
+      </w:r>
+      <w:r>
+        <w:rPr>
+          <w:rStyle w:val="NormalTok"/>
+        </w:rPr>
+        <w:t xml:space="preserve">,</w:t>
+      </w:r>
+      <w:r>
+        <w:br/>
+      </w:r>
+      <w:r>
+        <w:rPr>
+          <w:rStyle w:val="NormalTok"/>
+        </w:rPr>
+        <w:t xml:space="preserve">    </w:t>
+      </w:r>
+      <w:r>
+        <w:rPr>
+          <w:rStyle w:val="AttributeTok"/>
+        </w:rPr>
+        <w:t xml:space="preserve">subtitle =</w:t>
+      </w:r>
+      <w:r>
+        <w:rPr>
+          <w:rStyle w:val="NormalTok"/>
+        </w:rPr>
+        <w:t xml:space="preserve"> </w:t>
       </w:r>
       <w:r>
         <w:rPr>
           <w:rStyle w:val="StringTok"/>
         </w:rPr>
-        <w:t xml:space="preserve">"Poland"</w:t>
-      </w:r>
-      <w:r>
-        <w:rPr>
-          <w:rStyle w:val="NormalTok"/>
-        </w:rPr>
-        <w:t xml:space="preserve">, </w:t>
-      </w:r>
-      <w:r>
-        <w:rPr>
-          <w:rStyle w:val="StringTok"/>
-        </w:rPr>
-        <w:t xml:space="preserve">"Germany"</w:t>
-      </w:r>
-      <w:r>
-        <w:rPr>
-          <w:rStyle w:val="NormalTok"/>
-        </w:rPr>
-        <w:t xml:space="preserve">, </w:t>
-      </w:r>
-      <w:r>
-        <w:rPr>
-          <w:rStyle w:val="StringTok"/>
-        </w:rPr>
-        <w:t xml:space="preserve">"USA"</w:t>
-      </w:r>
-      <w:r>
-        <w:rPr>
-          <w:rStyle w:val="NormalTok"/>
-        </w:rPr>
-        <w:t xml:space="preserve">, </w:t>
-      </w:r>
-      <w:r>
-        <w:rPr>
-          <w:rStyle w:val="StringTok"/>
-        </w:rPr>
-        <w:t xml:space="preserve">"Norway"</w:t>
-      </w:r>
-      <w:r>
-        <w:rPr>
-          <w:rStyle w:val="NormalTok"/>
-        </w:rPr>
-        <w:t xml:space="preserve">),</w:t>
-      </w:r>
-      <w:r>
-        <w:br/>
-      </w:r>
-      <w:r>
-        <w:rPr>
-          <w:rStyle w:val="NormalTok"/>
-        </w:rPr>
-        <w:t xml:space="preserve">  </w:t>
-      </w:r>
-      <w:r>
-        <w:rPr>
-          <w:rStyle w:val="AttributeTok"/>
-        </w:rPr>
-        <w:t xml:space="preserve">gdp_per_capita =</w:t>
-      </w:r>
-      <w:r>
-        <w:rPr>
-          <w:rStyle w:val="NormalTok"/>
-        </w:rPr>
-        <w:t xml:space="preserve"> </w:t>
-      </w:r>
-      <w:r>
-        <w:rPr>
-          <w:rStyle w:val="FunctionTok"/>
-        </w:rPr>
-        <w:t xml:space="preserve">c</w:t>
-      </w:r>
-      <w:r>
-        <w:rPr>
-          <w:rStyle w:val="NormalTok"/>
-        </w:rPr>
-        <w:t xml:space="preserve">(</w:t>
-      </w:r>
-      <w:r>
-        <w:rPr>
-          <w:rStyle w:val="DecValTok"/>
-        </w:rPr>
-        <w:t xml:space="preserve">5300</w:t>
-      </w:r>
-      <w:r>
-        <w:rPr>
-          <w:rStyle w:val="NormalTok"/>
-        </w:rPr>
-        <w:t xml:space="preserve">, </w:t>
-      </w:r>
-      <w:r>
-        <w:rPr>
-          <w:rStyle w:val="DecValTok"/>
-        </w:rPr>
-        <w:t xml:space="preserve">6600</w:t>
-      </w:r>
-      <w:r>
-        <w:rPr>
-          <w:rStyle w:val="NormalTok"/>
-        </w:rPr>
-        <w:t xml:space="preserve">, </w:t>
-      </w:r>
-      <w:r>
-        <w:rPr>
-          <w:rStyle w:val="DecValTok"/>
-        </w:rPr>
-        <w:t xml:space="preserve">14100</w:t>
-      </w:r>
-      <w:r>
-        <w:rPr>
-          <w:rStyle w:val="NormalTok"/>
-        </w:rPr>
-        <w:t xml:space="preserve">, </w:t>
-      </w:r>
-      <w:r>
-        <w:rPr>
-          <w:rStyle w:val="DecValTok"/>
-        </w:rPr>
-        <w:t xml:space="preserve">16800</w:t>
-      </w:r>
-      <w:r>
-        <w:rPr>
-          <w:rStyle w:val="NormalTok"/>
-        </w:rPr>
-        <w:t xml:space="preserve">,</w:t>
-      </w:r>
-      <w:r>
-        <w:br/>
-      </w:r>
-      <w:r>
-        <w:rPr>
-          <w:rStyle w:val="NormalTok"/>
-        </w:rPr>
-        <w:t xml:space="preserve">                     </w:t>
-      </w:r>
-      <w:r>
-        <w:rPr>
-          <w:rStyle w:val="DecValTok"/>
-        </w:rPr>
-        <w:t xml:space="preserve">19900</w:t>
-      </w:r>
-      <w:r>
-        <w:rPr>
-          <w:rStyle w:val="NormalTok"/>
-        </w:rPr>
-        <w:t xml:space="preserve">, </w:t>
-      </w:r>
-      <w:r>
-        <w:rPr>
-          <w:rStyle w:val="DecValTok"/>
-        </w:rPr>
-        <w:t xml:space="preserve">31900</w:t>
-      </w:r>
-      <w:r>
-        <w:rPr>
-          <w:rStyle w:val="NormalTok"/>
-        </w:rPr>
-        <w:t xml:space="preserve">, </w:t>
-      </w:r>
-      <w:r>
-        <w:rPr>
-          <w:rStyle w:val="DecValTok"/>
-        </w:rPr>
-        <w:t xml:space="preserve">53700</w:t>
-      </w:r>
-      <w:r>
-        <w:rPr>
-          <w:rStyle w:val="NormalTok"/>
-        </w:rPr>
-        <w:t xml:space="preserve">, </w:t>
-      </w:r>
-      <w:r>
-        <w:rPr>
-          <w:rStyle w:val="DecValTok"/>
-        </w:rPr>
-        <w:t xml:space="preserve">63500</w:t>
-      </w:r>
-      <w:r>
-        <w:rPr>
-          <w:rStyle w:val="NormalTok"/>
-        </w:rPr>
-        <w:t xml:space="preserve">, </w:t>
-      </w:r>
-      <w:r>
-        <w:rPr>
-          <w:rStyle w:val="DecValTok"/>
-        </w:rPr>
-        <w:t xml:space="preserve">67300</w:t>
-      </w:r>
-      <w:r>
-        <w:rPr>
-          <w:rStyle w:val="NormalTok"/>
-        </w:rPr>
-        <w:t xml:space="preserve">),</w:t>
-      </w:r>
-      <w:r>
-        <w:br/>
-      </w:r>
-      <w:r>
-        <w:rPr>
-          <w:rStyle w:val="NormalTok"/>
-        </w:rPr>
-        <w:t xml:space="preserve">  </w:t>
-      </w:r>
-      <w:r>
-        <w:rPr>
-          <w:rStyle w:val="AttributeTok"/>
-        </w:rPr>
-        <w:t xml:space="preserve">life_expectancy =</w:t>
-      </w:r>
-      <w:r>
-        <w:rPr>
-          <w:rStyle w:val="NormalTok"/>
-        </w:rPr>
-        <w:t xml:space="preserve"> </w:t>
-      </w:r>
-      <w:r>
-        <w:rPr>
-          <w:rStyle w:val="FunctionTok"/>
-        </w:rPr>
-        <w:t xml:space="preserve">c</w:t>
-      </w:r>
-      <w:r>
-        <w:rPr>
-          <w:rStyle w:val="NormalTok"/>
-        </w:rPr>
-        <w:t xml:space="preserve">(</w:t>
-      </w:r>
-      <w:r>
-        <w:rPr>
-          <w:rStyle w:val="DecValTok"/>
-        </w:rPr>
-        <w:t xml:space="preserve">54</w:t>
-      </w:r>
-      <w:r>
-        <w:rPr>
-          <w:rStyle w:val="NormalTok"/>
-        </w:rPr>
-        <w:t xml:space="preserve">, </w:t>
-      </w:r>
-      <w:r>
-        <w:rPr>
-          <w:rStyle w:val="DecValTok"/>
-        </w:rPr>
-        <w:t xml:space="preserve">69</w:t>
-      </w:r>
-      <w:r>
-        <w:rPr>
-          <w:rStyle w:val="NormalTok"/>
-        </w:rPr>
-        <w:t xml:space="preserve">, </w:t>
-      </w:r>
-      <w:r>
-        <w:rPr>
-          <w:rStyle w:val="DecValTok"/>
-        </w:rPr>
-        <w:t xml:space="preserve">75</w:t>
-      </w:r>
-      <w:r>
-        <w:rPr>
-          <w:rStyle w:val="NormalTok"/>
-        </w:rPr>
-        <w:t xml:space="preserve">, </w:t>
-      </w:r>
-      <w:r>
-        <w:rPr>
-          <w:rStyle w:val="DecValTok"/>
-        </w:rPr>
-        <w:t xml:space="preserve">76</w:t>
-      </w:r>
-      <w:r>
-        <w:rPr>
-          <w:rStyle w:val="NormalTok"/>
-        </w:rPr>
-        <w:t xml:space="preserve">,</w:t>
-      </w:r>
-      <w:r>
-        <w:br/>
-      </w:r>
-      <w:r>
-        <w:rPr>
-          <w:rStyle w:val="NormalTok"/>
-        </w:rPr>
-        <w:t xml:space="preserve">                      </w:t>
-      </w:r>
-      <w:r>
-        <w:rPr>
-          <w:rStyle w:val="DecValTok"/>
-        </w:rPr>
-        <w:t xml:space="preserve">75</w:t>
-      </w:r>
-      <w:r>
-        <w:rPr>
-          <w:rStyle w:val="NormalTok"/>
-        </w:rPr>
-        <w:t xml:space="preserve">, </w:t>
-      </w:r>
-      <w:r>
-        <w:rPr>
-          <w:rStyle w:val="DecValTok"/>
-        </w:rPr>
-        <w:t xml:space="preserve">78</w:t>
-      </w:r>
-      <w:r>
-        <w:rPr>
-          <w:rStyle w:val="NormalTok"/>
-        </w:rPr>
-        <w:t xml:space="preserve">, </w:t>
-      </w:r>
-      <w:r>
-        <w:rPr>
-          <w:rStyle w:val="DecValTok"/>
-        </w:rPr>
-        <w:t xml:space="preserve">81</w:t>
-      </w:r>
-      <w:r>
-        <w:rPr>
-          <w:rStyle w:val="NormalTok"/>
-        </w:rPr>
-        <w:t xml:space="preserve">, </w:t>
-      </w:r>
-      <w:r>
-        <w:rPr>
-          <w:rStyle w:val="DecValTok"/>
-        </w:rPr>
-        <w:t xml:space="preserve">78</w:t>
-      </w:r>
-      <w:r>
-        <w:rPr>
-          <w:rStyle w:val="NormalTok"/>
-        </w:rPr>
-        <w:t xml:space="preserve">, </w:t>
-      </w:r>
-      <w:r>
-        <w:rPr>
-          <w:rStyle w:val="DecValTok"/>
-        </w:rPr>
-        <w:t xml:space="preserve">82</w:t>
-      </w:r>
-      <w:r>
-        <w:rPr>
-          <w:rStyle w:val="NormalTok"/>
-        </w:rPr>
-        <w:t xml:space="preserve">)</w:t>
-      </w:r>
-      <w:r>
-        <w:br/>
-      </w:r>
-      <w:r>
-        <w:rPr>
-          <w:rStyle w:val="NormalTok"/>
-        </w:rPr>
-        <w:t xml:space="preserve">)</w:t>
-      </w:r>
-      <w:r>
-        <w:br/>
-      </w:r>
-      <w:r>
-        <w:br/>
-      </w:r>
-      <w:r>
-        <w:rPr>
-          <w:rStyle w:val="FunctionTok"/>
-        </w:rPr>
-        <w:t xml:space="preserve">ggplot</w:t>
-      </w:r>
-      <w:r>
-        <w:rPr>
-          <w:rStyle w:val="NormalTok"/>
-        </w:rPr>
-        <w:t xml:space="preserve">(example_data, </w:t>
-      </w:r>
-      <w:r>
-        <w:rPr>
-          <w:rStyle w:val="FunctionTok"/>
-        </w:rPr>
-        <w:t xml:space="preserve">aes</w:t>
-      </w:r>
-      <w:r>
-        <w:rPr>
-          <w:rStyle w:val="NormalTok"/>
-        </w:rPr>
-        <w:t xml:space="preserve">(</w:t>
-      </w:r>
-      <w:r>
-        <w:rPr>
-          <w:rStyle w:val="AttributeTok"/>
-        </w:rPr>
-        <w:t xml:space="preserve">x =</w:t>
-      </w:r>
-      <w:r>
-        <w:rPr>
-          <w:rStyle w:val="NormalTok"/>
-        </w:rPr>
-        <w:t xml:space="preserve"> gdp_per_capita, </w:t>
-      </w:r>
-      <w:r>
-        <w:rPr>
-          <w:rStyle w:val="AttributeTok"/>
-        </w:rPr>
-        <w:t xml:space="preserve">y =</w:t>
-      </w:r>
-      <w:r>
-        <w:rPr>
-          <w:rStyle w:val="NormalTok"/>
-        </w:rPr>
-        <w:t xml:space="preserve"> life_expectancy)) </w:t>
-      </w:r>
-      <w:r>
-        <w:rPr>
-          <w:rStyle w:val="SpecialCharTok"/>
-        </w:rPr>
-        <w:t xml:space="preserve">+</w:t>
-      </w:r>
-      <w:r>
-        <w:br/>
-      </w:r>
-      <w:r>
-        <w:rPr>
-          <w:rStyle w:val="NormalTok"/>
-        </w:rPr>
-        <w:t xml:space="preserve">  </w:t>
-      </w:r>
-      <w:r>
-        <w:rPr>
-          <w:rStyle w:val="FunctionTok"/>
-        </w:rPr>
-        <w:t xml:space="preserve">geom_point</w:t>
-      </w:r>
-      <w:r>
-        <w:rPr>
-          <w:rStyle w:val="NormalTok"/>
-        </w:rPr>
-        <w:t xml:space="preserve">(</w:t>
-      </w:r>
-      <w:r>
-        <w:rPr>
-          <w:rStyle w:val="AttributeTok"/>
-        </w:rPr>
-        <w:t xml:space="preserve">colour =</w:t>
-      </w:r>
-      <w:r>
-        <w:rPr>
-          <w:rStyle w:val="NormalTok"/>
-        </w:rPr>
-        <w:t xml:space="preserve"> </w:t>
-      </w:r>
-      <w:r>
-        <w:rPr>
-          <w:rStyle w:val="StringTok"/>
-        </w:rPr>
-        <w:t xml:space="preserve">"#00395B"</w:t>
-      </w:r>
-      <w:r>
-        <w:rPr>
-          <w:rStyle w:val="NormalTok"/>
-        </w:rPr>
-        <w:t xml:space="preserve">, </w:t>
-      </w:r>
-      <w:r>
-        <w:rPr>
-          <w:rStyle w:val="AttributeTok"/>
-        </w:rPr>
-        <w:t xml:space="preserve">size =</w:t>
-      </w:r>
-      <w:r>
-        <w:rPr>
-          <w:rStyle w:val="NormalTok"/>
-        </w:rPr>
-        <w:t xml:space="preserve"> </w:t>
-      </w:r>
-      <w:r>
-        <w:rPr>
-          <w:rStyle w:val="DecValTok"/>
-        </w:rPr>
-        <w:t xml:space="preserve">3</w:t>
-      </w:r>
-      <w:r>
-        <w:rPr>
-          <w:rStyle w:val="NormalTok"/>
-        </w:rPr>
-        <w:t xml:space="preserve">, </w:t>
-      </w:r>
-      <w:r>
-        <w:rPr>
-          <w:rStyle w:val="AttributeTok"/>
-        </w:rPr>
-        <w:t xml:space="preserve">alpha =</w:t>
-      </w:r>
-      <w:r>
-        <w:rPr>
-          <w:rStyle w:val="NormalTok"/>
-        </w:rPr>
-        <w:t xml:space="preserve"> </w:t>
-      </w:r>
-      <w:r>
-        <w:rPr>
-          <w:rStyle w:val="FloatTok"/>
-        </w:rPr>
-        <w:t xml:space="preserve">0.8</w:t>
-      </w:r>
-      <w:r>
-        <w:rPr>
-          <w:rStyle w:val="NormalTok"/>
-        </w:rPr>
-        <w:t xml:space="preserve">) </w:t>
-      </w:r>
-      <w:r>
-        <w:rPr>
-          <w:rStyle w:val="SpecialCharTok"/>
-        </w:rPr>
-        <w:t xml:space="preserve">+</w:t>
-      </w:r>
-      <w:r>
-        <w:br/>
-      </w:r>
-      <w:r>
-        <w:rPr>
-          <w:rStyle w:val="NormalTok"/>
-        </w:rPr>
-        <w:t xml:space="preserve">  </w:t>
-      </w:r>
-      <w:r>
-        <w:rPr>
-          <w:rStyle w:val="FunctionTok"/>
-        </w:rPr>
-        <w:t xml:space="preserve">geom_text</w:t>
-      </w:r>
-      <w:r>
-        <w:rPr>
-          <w:rStyle w:val="NormalTok"/>
-        </w:rPr>
-        <w:t xml:space="preserve">(</w:t>
-      </w:r>
-      <w:r>
-        <w:br/>
-      </w:r>
-      <w:r>
-        <w:rPr>
-          <w:rStyle w:val="NormalTok"/>
-        </w:rPr>
-        <w:t xml:space="preserve">    </w:t>
-      </w:r>
-      <w:r>
-        <w:rPr>
-          <w:rStyle w:val="FunctionTok"/>
-        </w:rPr>
-        <w:t xml:space="preserve">aes</w:t>
-      </w:r>
-      <w:r>
-        <w:rPr>
-          <w:rStyle w:val="NormalTok"/>
-        </w:rPr>
-        <w:t xml:space="preserve">(</w:t>
-      </w:r>
-      <w:r>
-        <w:rPr>
-          <w:rStyle w:val="AttributeTok"/>
-        </w:rPr>
-        <w:t xml:space="preserve">label =</w:t>
-      </w:r>
-      <w:r>
-        <w:rPr>
-          <w:rStyle w:val="NormalTok"/>
-        </w:rPr>
-        <w:t xml:space="preserve"> country),</w:t>
-      </w:r>
-      <w:r>
-        <w:br/>
-      </w:r>
-      <w:r>
-        <w:rPr>
-          <w:rStyle w:val="NormalTok"/>
-        </w:rPr>
-        <w:t xml:space="preserve">    </w:t>
-      </w:r>
-      <w:r>
-        <w:rPr>
-          <w:rStyle w:val="AttributeTok"/>
-        </w:rPr>
-        <w:t xml:space="preserve">nudge_y =</w:t>
-      </w:r>
-      <w:r>
-        <w:rPr>
-          <w:rStyle w:val="NormalTok"/>
-        </w:rPr>
-        <w:t xml:space="preserve"> </w:t>
-      </w:r>
-      <w:r>
-        <w:rPr>
-          <w:rStyle w:val="FloatTok"/>
-        </w:rPr>
-        <w:t xml:space="preserve">0.6</w:t>
-      </w:r>
-      <w:r>
-        <w:rPr>
-          <w:rStyle w:val="NormalTok"/>
-        </w:rPr>
-        <w:t xml:space="preserve">, </w:t>
-      </w:r>
-      <w:r>
-        <w:rPr>
-          <w:rStyle w:val="AttributeTok"/>
-        </w:rPr>
-        <w:t xml:space="preserve">size =</w:t>
-      </w:r>
-      <w:r>
-        <w:rPr>
-          <w:rStyle w:val="NormalTok"/>
-        </w:rPr>
-        <w:t xml:space="preserve"> </w:t>
-      </w:r>
-      <w:r>
-        <w:rPr>
-          <w:rStyle w:val="FloatTok"/>
-        </w:rPr>
-        <w:t xml:space="preserve">3.2</w:t>
-      </w:r>
-      <w:r>
-        <w:rPr>
-          <w:rStyle w:val="NormalTok"/>
-        </w:rPr>
-        <w:t xml:space="preserve">, </w:t>
-      </w:r>
-      <w:r>
-        <w:rPr>
-          <w:rStyle w:val="AttributeTok"/>
-        </w:rPr>
-        <w:t xml:space="preserve">colour =</w:t>
-      </w:r>
-      <w:r>
-        <w:rPr>
-          <w:rStyle w:val="NormalTok"/>
-        </w:rPr>
-        <w:t xml:space="preserve"> </w:t>
-      </w:r>
-      <w:r>
-        <w:rPr>
-          <w:rStyle w:val="StringTok"/>
-        </w:rPr>
-        <w:t xml:space="preserve">"#6F6F6F"</w:t>
-      </w:r>
-      <w:r>
-        <w:br/>
-      </w:r>
-      <w:r>
-        <w:rPr>
-          <w:rStyle w:val="NormalTok"/>
-        </w:rPr>
-        <w:t xml:space="preserve">  ) </w:t>
-      </w:r>
-      <w:r>
-        <w:rPr>
-          <w:rStyle w:val="SpecialCharTok"/>
-        </w:rPr>
-        <w:t xml:space="preserve">+</w:t>
-      </w:r>
-      <w:r>
-        <w:br/>
-      </w:r>
-      <w:r>
-        <w:rPr>
-          <w:rStyle w:val="NormalTok"/>
-        </w:rPr>
-        <w:t xml:space="preserve">  </w:t>
-      </w:r>
-      <w:r>
-        <w:rPr>
-          <w:rStyle w:val="FunctionTok"/>
-        </w:rPr>
-        <w:t xml:space="preserve">scale_x_log10</w:t>
-      </w:r>
-      <w:r>
-        <w:rPr>
-          <w:rStyle w:val="NormalTok"/>
-        </w:rPr>
-        <w:t xml:space="preserve">(</w:t>
-      </w:r>
-      <w:r>
-        <w:rPr>
-          <w:rStyle w:val="AttributeTok"/>
-        </w:rPr>
-        <w:t xml:space="preserve">labels =</w:t>
-      </w:r>
-      <w:r>
-        <w:rPr>
-          <w:rStyle w:val="NormalTok"/>
-        </w:rPr>
-        <w:t xml:space="preserve"> scales</w:t>
-      </w:r>
-      <w:r>
-        <w:rPr>
-          <w:rStyle w:val="SpecialCharTok"/>
-        </w:rPr>
-        <w:t xml:space="preserve">::</w:t>
-      </w:r>
-      <w:r>
-        <w:rPr>
-          <w:rStyle w:val="FunctionTok"/>
-        </w:rPr>
-        <w:t xml:space="preserve">label_dollar</w:t>
-      </w:r>
-      <w:r>
-        <w:rPr>
-          <w:rStyle w:val="NormalTok"/>
-        </w:rPr>
-        <w:t xml:space="preserve">(</w:t>
-      </w:r>
-      <w:r>
-        <w:rPr>
-          <w:rStyle w:val="AttributeTok"/>
-        </w:rPr>
-        <w:t xml:space="preserve">scale =</w:t>
-      </w:r>
-      <w:r>
-        <w:rPr>
-          <w:rStyle w:val="NormalTok"/>
-        </w:rPr>
-        <w:t xml:space="preserve"> </w:t>
-      </w:r>
-      <w:r>
-        <w:rPr>
-          <w:rStyle w:val="DecValTok"/>
-        </w:rPr>
-        <w:t xml:space="preserve">1</w:t>
-      </w:r>
-      <w:r>
-        <w:rPr>
-          <w:rStyle w:val="SpecialCharTok"/>
-        </w:rPr>
-        <w:t xml:space="preserve">/</w:t>
-      </w:r>
-      <w:r>
-        <w:rPr>
-          <w:rStyle w:val="DecValTok"/>
-        </w:rPr>
-        <w:t xml:space="preserve">1000</w:t>
-      </w:r>
-      <w:r>
-        <w:rPr>
-          <w:rStyle w:val="NormalTok"/>
-        </w:rPr>
-        <w:t xml:space="preserve">, </w:t>
-      </w:r>
-      <w:r>
-        <w:rPr>
-          <w:rStyle w:val="AttributeTok"/>
-        </w:rPr>
-        <w:t xml:space="preserve">suffix =</w:t>
-      </w:r>
-      <w:r>
-        <w:rPr>
-          <w:rStyle w:val="NormalTok"/>
-        </w:rPr>
-        <w:t xml:space="preserve"> </w:t>
-      </w:r>
-      <w:r>
-        <w:rPr>
-          <w:rStyle w:val="StringTok"/>
-        </w:rPr>
-        <w:t xml:space="preserve">"k"</w:t>
-      </w:r>
-      <w:r>
-        <w:rPr>
-          <w:rStyle w:val="NormalTok"/>
-        </w:rPr>
-        <w:t xml:space="preserve">)) </w:t>
-      </w:r>
-      <w:r>
-        <w:rPr>
-          <w:rStyle w:val="SpecialCharTok"/>
-        </w:rPr>
-        <w:t xml:space="preserve">+</w:t>
-      </w:r>
-      <w:r>
-        <w:br/>
-      </w:r>
-      <w:r>
-        <w:rPr>
-          <w:rStyle w:val="NormalTok"/>
-        </w:rPr>
-        <w:t xml:space="preserve">  </w:t>
-      </w:r>
-      <w:r>
-        <w:rPr>
-          <w:rStyle w:val="FunctionTok"/>
-        </w:rPr>
-        <w:t xml:space="preserve">labs</w:t>
-      </w:r>
-      <w:r>
-        <w:rPr>
-          <w:rStyle w:val="NormalTok"/>
-        </w:rPr>
-        <w:t xml:space="preserve">(</w:t>
-      </w:r>
-      <w:r>
-        <w:br/>
-      </w:r>
-      <w:r>
-        <w:rPr>
-          <w:rStyle w:val="NormalTok"/>
-        </w:rPr>
-        <w:t xml:space="preserve">    </w:t>
-      </w:r>
-      <w:r>
-        <w:rPr>
-          <w:rStyle w:val="AttributeTok"/>
-        </w:rPr>
-        <w:t xml:space="preserve">x     =</w:t>
-      </w:r>
-      <w:r>
-        <w:rPr>
-          <w:rStyle w:val="NormalTok"/>
-        </w:rPr>
-        <w:t xml:space="preserve"> </w:t>
-      </w:r>
-      <w:r>
-        <w:rPr>
-          <w:rStyle w:val="StringTok"/>
-        </w:rPr>
-        <w:t xml:space="preserve">"GDP per capita (log scale, USD PPP)"</w:t>
-      </w:r>
-      <w:r>
-        <w:rPr>
-          <w:rStyle w:val="NormalTok"/>
-        </w:rPr>
-        <w:t xml:space="preserve">,</w:t>
-      </w:r>
-      <w:r>
-        <w:br/>
-      </w:r>
-      <w:r>
-        <w:rPr>
-          <w:rStyle w:val="NormalTok"/>
-        </w:rPr>
-        <w:t xml:space="preserve">    </w:t>
-      </w:r>
-      <w:r>
-        <w:rPr>
-          <w:rStyle w:val="AttributeTok"/>
-        </w:rPr>
-        <w:t xml:space="preserve">y     =</w:t>
-      </w:r>
-      <w:r>
-        <w:rPr>
-          <w:rStyle w:val="NormalTok"/>
-        </w:rPr>
-        <w:t xml:space="preserve"> </w:t>
-      </w:r>
-      <w:r>
-        <w:rPr>
-          <w:rStyle w:val="StringTok"/>
-        </w:rPr>
-        <w:t xml:space="preserve">"Life expectancy (years)"</w:t>
-      </w:r>
-      <w:r>
-        <w:rPr>
-          <w:rStyle w:val="NormalTok"/>
-        </w:rPr>
-        <w:t xml:space="preserve">,</w:t>
-      </w:r>
-      <w:r>
-        <w:br/>
-      </w:r>
-      <w:r>
-        <w:rPr>
-          <w:rStyle w:val="NormalTok"/>
-        </w:rPr>
-        <w:t xml:space="preserve">    </w:t>
-      </w:r>
-      <w:r>
-        <w:rPr>
-          <w:rStyle w:val="AttributeTok"/>
-        </w:rPr>
-        <w:t xml:space="preserve">title =</w:t>
-      </w:r>
-      <w:r>
-        <w:rPr>
-          <w:rStyle w:val="NormalTok"/>
-        </w:rPr>
-        <w:t xml:space="preserve"> </w:t>
-      </w:r>
-      <w:r>
-        <w:rPr>
-          <w:rStyle w:val="StringTok"/>
-        </w:rPr>
-        <w:t xml:space="preserve">"Richer countries tend to live longer"</w:t>
-      </w:r>
-      <w:r>
-        <w:rPr>
-          <w:rStyle w:val="NormalTok"/>
-        </w:rPr>
-        <w:t xml:space="preserve">,</w:t>
-      </w:r>
-      <w:r>
-        <w:br/>
-      </w:r>
-      <w:r>
-        <w:rPr>
-          <w:rStyle w:val="NormalTok"/>
-        </w:rPr>
-        <w:t xml:space="preserve">    </w:t>
-      </w:r>
-      <w:r>
-        <w:rPr>
-          <w:rStyle w:val="AttributeTok"/>
-        </w:rPr>
-        <w:t xml:space="preserve">subtitle =</w:t>
-      </w:r>
-      <w:r>
-        <w:rPr>
-          <w:rStyle w:val="NormalTok"/>
-        </w:rPr>
-        <w:t xml:space="preserve"> </w:t>
-      </w:r>
-      <w:r>
-        <w:rPr>
-          <w:rStyle w:val="StringTok"/>
-        </w:rPr>
-        <w:t xml:space="preserve">"But the relationship flattens at high income levels"</w:t>
+        <w:t xml:space="preserve">"But population size shapes total emissions — note China and India"</w:t>
       </w:r>
       <w:r>
         <w:br/>
@@ -1430,7 +1953,7 @@
       <w:tr>
         <w:tc>
           <w:tcPr/>
-          <w:bookmarkStart w:id="26" w:name="fig-scatter"/>
+          <w:bookmarkStart w:id="25" w:name="fig-bubble"/>
           <w:p>
             <w:pPr>
               <w:pStyle w:val="Compact"/>
@@ -1439,20 +1962,20 @@
             <w:r>
               <w:drawing>
                 <wp:inline>
-                  <wp:extent cx="5334000" cy="4267200"/>
+                  <wp:extent cx="5334000" cy="3556000"/>
                   <wp:effectExtent b="0" l="0" r="0" t="0"/>
-                  <wp:docPr descr="" title="" id="24" name="Picture"/>
+                  <wp:docPr descr="" title="" id="23" name="Picture"/>
                   <a:graphic>
                     <a:graphicData uri="http://schemas.openxmlformats.org/drawingml/2006/picture">
                       <pic:pic>
                         <pic:nvPicPr>
-                          <pic:cNvPr descr="demo_files/figure-docx/fig-scatter-1.png" id="25" name="Picture"/>
+                          <pic:cNvPr descr="demo_files/figure-docx/fig-bubble-1.png" id="24" name="Picture"/>
                           <pic:cNvPicPr>
                             <a:picLocks noChangeArrowheads="1" noChangeAspect="1"/>
                           </pic:cNvPicPr>
                         </pic:nvPicPr>
                         <pic:blipFill>
-                          <a:blip r:embed="rId23"/>
+                          <a:blip r:embed="rId22"/>
                           <a:stretch>
                             <a:fillRect/>
                           </a:stretch>
@@ -1460,7 +1983,7 @@
                         <pic:spPr bwMode="auto">
                           <a:xfrm>
                             <a:off x="0" y="0"/>
-                            <a:ext cx="5334000" cy="4267200"/>
+                            <a:ext cx="5334000" cy="3556000"/>
                           </a:xfrm>
                           <a:prstGeom prst="rect">
                             <a:avLst/>
@@ -1489,10 +2012,10 @@
               <w:pStyle w:val="ImageCaption"/>
             </w:pPr>
             <w:r>
-              <w:t xml:space="preserve">Figure 1: Life expectancy and GDP per capita across selected countries (illustrative data). A log scale on the x-axis straightens the curved relationship.</w:t>
+              <w:t xml:space="preserve">Figure 1: GDP per capita and CO2 emissions per capita across countries (2020–2024 average). Bubble size reflects population. Both axes use a log scale.</w:t>
             </w:r>
           </w:p>
-          <w:bookmarkEnd w:id="26"/>
+          <w:bookmarkEnd w:id="25"/>
         </w:tc>
       </w:tr>
     </w:tbl>
@@ -1500,7 +2023,7 @@
       <w:pPr>
         <w:pStyle w:val="BodyText"/>
       </w:pPr>
-      <w:hyperlink w:anchor="fig-scatter">
+      <w:hyperlink w:anchor="fig-bubble">
         <w:r>
           <w:rPr>
             <w:rStyle w:val="Hyperlink"/>
@@ -1512,13 +2035,13 @@
         <w:t xml:space="preserve"> </w:t>
       </w:r>
       <w:r>
-        <w:t xml:space="preserve">shows a clear positive association: countries with higher incomes</w:t>
-      </w:r>
-      <w:r>
-        <w:t xml:space="preserve"> </w:t>
-      </w:r>
-      <w:r>
-        <w:t xml:space="preserve">tend to have longer life expectancies. Notice that the x-axis uses a</w:t>
+        <w:t xml:space="preserve">reveals a clear positive association: countries with higher GDP per</w:t>
+      </w:r>
+      <w:r>
+        <w:t xml:space="preserve"> </w:t>
+      </w:r>
+      <w:r>
+        <w:t xml:space="preserve">capita also tend to have higher CO2 emissions per person. Both axes use a</w:t>
       </w:r>
       <w:r>
         <w:t xml:space="preserve"> </w:t>
@@ -1528,37 +2051,123 @@
           <w:b/>
           <w:bCs/>
         </w:rPr>
-        <w:t xml:space="preserve">log</w:t>
+        <w:t xml:space="preserve">log scale</w:t>
+      </w:r>
+      <w:r>
+        <w:t xml:space="preserve"> </w:t>
+      </w:r>
+      <w:r>
+        <w:t xml:space="preserve">— this is important when variables span several orders of magnitude,</w:t>
+      </w:r>
+      <w:r>
+        <w:t xml:space="preserve"> </w:t>
+      </w:r>
+      <w:r>
+        <w:t xml:space="preserve">as both income and emissions do. On a log scale, equal distances represent equal</w:t>
+      </w:r>
+      <w:r>
+        <w:t xml:space="preserve"> </w:t>
+      </w:r>
+      <w:r>
+        <w:rPr>
+          <w:i/>
+          <w:iCs/>
+        </w:rPr>
+        <w:t xml:space="preserve">percentage</w:t>
+      </w:r>
+      <w:r>
+        <w:t xml:space="preserve"> </w:t>
+      </w:r>
+      <w:r>
+        <w:t xml:space="preserve">differences, which makes cross-country comparisons more meaningful.</w:t>
+      </w:r>
+    </w:p>
+    <w:p>
+      <w:pPr>
+        <w:pStyle w:val="BodyText"/>
+      </w:pPr>
+      <w:r>
+        <w:t xml:space="preserve">Notice that the relationship is not perfectly tight. Some high-income countries</w:t>
+      </w:r>
+      <w:r>
+        <w:t xml:space="preserve"> </w:t>
+      </w:r>
+      <w:r>
+        <w:t xml:space="preserve">(e.g. Norway) emit substantially less than their income level would predict —</w:t>
+      </w:r>
+      <w:r>
+        <w:t xml:space="preserve"> </w:t>
+      </w:r>
+      <w:r>
+        <w:t xml:space="preserve">reflecting a combination of renewable energy, mild climate, and policy choices.</w:t>
+      </w:r>
+      <w:r>
+        <w:t xml:space="preserve"> </w:t>
+      </w:r>
+      <w:r>
+        <w:t xml:space="preserve">Conversely, some oil-producing economies emit far more than their income alone</w:t>
+      </w:r>
+      <w:r>
+        <w:t xml:space="preserve"> </w:t>
+      </w:r>
+      <w:r>
+        <w:t xml:space="preserve">would suggest.</w:t>
+      </w:r>
+    </w:p>
+    <w:p>
+      <w:pPr>
+        <w:pStyle w:val="BodyText"/>
+      </w:pPr>
+      <w:r>
+        <w:t xml:space="preserve">The bubble size encodes</w:t>
+      </w:r>
+      <w:r>
+        <w:t xml:space="preserve"> </w:t>
       </w:r>
       <w:r>
         <w:rPr>
           <w:b/>
           <w:bCs/>
         </w:rPr>
-        <w:t xml:space="preserve"> </w:t>
-      </w:r>
-      <w:r>
-        <w:rPr>
-          <w:b/>
-          <w:bCs/>
-        </w:rPr>
-        <w:t xml:space="preserve">scale</w:t>
-      </w:r>
-      <w:r>
-        <w:t xml:space="preserve"> </w:t>
-      </w:r>
-      <w:r>
-        <w:t xml:space="preserve">— this straightens the curved relationship and makes the pattern easier</w:t>
-      </w:r>
-      <w:r>
-        <w:t xml:space="preserve"> </w:t>
-      </w:r>
-      <w:r>
-        <w:t xml:space="preserve">to read. We will return to this choice in Session 2.</w:t>
+        <w:t xml:space="preserve">population</w:t>
+      </w:r>
+      <w:r>
+        <w:t xml:space="preserve">, which drives a wedge between per-capita</w:t>
+      </w:r>
+      <w:r>
+        <w:t xml:space="preserve"> </w:t>
+      </w:r>
+      <w:r>
+        <w:t xml:space="preserve">and total emissions. China and India, for example, sit at moderate income and</w:t>
+      </w:r>
+      <w:r>
+        <w:t xml:space="preserve"> </w:t>
+      </w:r>
+      <w:r>
+        <w:t xml:space="preserve">emissions</w:t>
+      </w:r>
+      <w:r>
+        <w:t xml:space="preserve"> </w:t>
+      </w:r>
+      <w:r>
+        <w:rPr>
+          <w:i/>
+          <w:iCs/>
+        </w:rPr>
+        <w:t xml:space="preserve">per capita</w:t>
+      </w:r>
+      <w:r>
+        <w:t xml:space="preserve">, but their enormous populations make them among the</w:t>
+      </w:r>
+      <w:r>
+        <w:t xml:space="preserve"> </w:t>
+      </w:r>
+      <w:r>
+        <w:t xml:space="preserve">world’s largest total emitters.</w:t>
       </w:r>
     </w:p>
-    <w:bookmarkEnd w:id="27"/>
-    <w:bookmarkStart w:id="29" w:name="a-first-regression"/>
+    <w:bookmarkEnd w:id="26"/>
+    <w:bookmarkStart w:id="28" w:name="a-first-regression"/>
     <w:p>
       <w:pPr>
         <w:pStyle w:val="Heading3"/>
@@ -1573,42 +2182,144 @@
       </w:pPr>
       <w:r>
         <w:rPr>
+          <w:rStyle w:val="CommentTok"/>
+        </w:rPr>
+        <w:t xml:space="preserve"># Both variables already transformed in the data; log-transform here for the model</w:t>
+      </w:r>
+      <w:r>
+        <w:br/>
+      </w:r>
+      <w:r>
+        <w:rPr>
+          <w:rStyle w:val="NormalTok"/>
+        </w:rPr>
+        <w:t xml:space="preserve">co2_model </w:t>
+      </w:r>
+      <w:r>
+        <w:rPr>
+          <w:rStyle w:val="OtherTok"/>
+        </w:rPr>
+        <w:t xml:space="preserve">&lt;-</w:t>
+      </w:r>
+      <w:r>
+        <w:rPr>
+          <w:rStyle w:val="NormalTok"/>
+        </w:rPr>
+        <w:t xml:space="preserve"> co2_avg </w:t>
+      </w:r>
+      <w:r>
+        <w:rPr>
+          <w:rStyle w:val="SpecialCharTok"/>
+        </w:rPr>
+        <w:t xml:space="preserve">|&gt;</w:t>
+      </w:r>
+      <w:r>
+        <w:br/>
+      </w:r>
+      <w:r>
+        <w:rPr>
+          <w:rStyle w:val="NormalTok"/>
+        </w:rPr>
+        <w:t xml:space="preserve">  </w:t>
+      </w:r>
+      <w:r>
+        <w:rPr>
           <w:rStyle w:val="FunctionTok"/>
         </w:rPr>
-        <w:t xml:space="preserve">library</w:t>
-      </w:r>
-      <w:r>
-        <w:rPr>
-          <w:rStyle w:val="NormalTok"/>
-        </w:rPr>
-        <w:t xml:space="preserve">(modelsummary)   </w:t>
-      </w:r>
-      <w:r>
-        <w:rPr>
-          <w:rStyle w:val="CommentTok"/>
-        </w:rPr>
-        <w:t xml:space="preserve"># for clean regression tables</w:t>
-      </w:r>
-      <w:r>
-        <w:br/>
-      </w:r>
-      <w:r>
-        <w:br/>
-      </w:r>
-      <w:r>
-        <w:rPr>
-          <w:rStyle w:val="CommentTok"/>
-        </w:rPr>
-        <w:t xml:space="preserve"># Add the log-transformed predictor</w:t>
-      </w:r>
-      <w:r>
-        <w:br/>
-      </w:r>
-      <w:r>
-        <w:rPr>
-          <w:rStyle w:val="NormalTok"/>
-        </w:rPr>
-        <w:t xml:space="preserve">example_data </w:t>
+        <w:t xml:space="preserve">mutate</w:t>
+      </w:r>
+      <w:r>
+        <w:rPr>
+          <w:rStyle w:val="NormalTok"/>
+        </w:rPr>
+        <w:t xml:space="preserve">(</w:t>
+      </w:r>
+      <w:r>
+        <w:br/>
+      </w:r>
+      <w:r>
+        <w:rPr>
+          <w:rStyle w:val="NormalTok"/>
+        </w:rPr>
+        <w:t xml:space="preserve">    </w:t>
+      </w:r>
+      <w:r>
+        <w:rPr>
+          <w:rStyle w:val="AttributeTok"/>
+        </w:rPr>
+        <w:t xml:space="preserve">log_co2_pc  =</w:t>
+      </w:r>
+      <w:r>
+        <w:rPr>
+          <w:rStyle w:val="NormalTok"/>
+        </w:rPr>
+        <w:t xml:space="preserve"> </w:t>
+      </w:r>
+      <w:r>
+        <w:rPr>
+          <w:rStyle w:val="FunctionTok"/>
+        </w:rPr>
+        <w:t xml:space="preserve">log</w:t>
+      </w:r>
+      <w:r>
+        <w:rPr>
+          <w:rStyle w:val="NormalTok"/>
+        </w:rPr>
+        <w:t xml:space="preserve">(co2_pc_t),</w:t>
+      </w:r>
+      <w:r>
+        <w:br/>
+      </w:r>
+      <w:r>
+        <w:rPr>
+          <w:rStyle w:val="NormalTok"/>
+        </w:rPr>
+        <w:t xml:space="preserve">    </w:t>
+      </w:r>
+      <w:r>
+        <w:rPr>
+          <w:rStyle w:val="AttributeTok"/>
+        </w:rPr>
+        <w:t xml:space="preserve">log_gdp_pc  =</w:t>
+      </w:r>
+      <w:r>
+        <w:rPr>
+          <w:rStyle w:val="NormalTok"/>
+        </w:rPr>
+        <w:t xml:space="preserve"> </w:t>
+      </w:r>
+      <w:r>
+        <w:rPr>
+          <w:rStyle w:val="FunctionTok"/>
+        </w:rPr>
+        <w:t xml:space="preserve">log</w:t>
+      </w:r>
+      <w:r>
+        <w:rPr>
+          <w:rStyle w:val="NormalTok"/>
+        </w:rPr>
+        <w:t xml:space="preserve">(gdp_pc_ppp)</w:t>
+      </w:r>
+      <w:r>
+        <w:br/>
+      </w:r>
+      <w:r>
+        <w:rPr>
+          <w:rStyle w:val="NormalTok"/>
+        </w:rPr>
+        <w:t xml:space="preserve">  )</w:t>
+      </w:r>
+      <w:r>
+        <w:br/>
+      </w:r>
+      <w:r>
+        <w:br/>
+      </w:r>
+      <w:r>
+        <w:rPr>
+          <w:rStyle w:val="NormalTok"/>
+        </w:rPr>
+        <w:t xml:space="preserve">model </w:t>
       </w:r>
       <w:r>
         <w:rPr>
@@ -1620,13 +2331,70 @@
         <w:rPr>
           <w:rStyle w:val="NormalTok"/>
         </w:rPr>
-        <w:t xml:space="preserve"> example_data </w:t>
+        <w:t xml:space="preserve"> </w:t>
+      </w:r>
+      <w:r>
+        <w:rPr>
+          <w:rStyle w:val="FunctionTok"/>
+        </w:rPr>
+        <w:t xml:space="preserve">lm</w:t>
+      </w:r>
+      <w:r>
+        <w:rPr>
+          <w:rStyle w:val="NormalTok"/>
+        </w:rPr>
+        <w:t xml:space="preserve">(log_co2_pc </w:t>
       </w:r>
       <w:r>
         <w:rPr>
           <w:rStyle w:val="SpecialCharTok"/>
         </w:rPr>
-        <w:t xml:space="preserve">|&gt;</w:t>
+        <w:t xml:space="preserve">~</w:t>
+      </w:r>
+      <w:r>
+        <w:rPr>
+          <w:rStyle w:val="NormalTok"/>
+        </w:rPr>
+        <w:t xml:space="preserve"> log_gdp_pc, </w:t>
+      </w:r>
+      <w:r>
+        <w:rPr>
+          <w:rStyle w:val="AttributeTok"/>
+        </w:rPr>
+        <w:t xml:space="preserve">data =</w:t>
+      </w:r>
+      <w:r>
+        <w:rPr>
+          <w:rStyle w:val="NormalTok"/>
+        </w:rPr>
+        <w:t xml:space="preserve"> co2_model)</w:t>
+      </w:r>
+      <w:r>
+        <w:br/>
+      </w:r>
+      <w:r>
+        <w:br/>
+      </w:r>
+      <w:r>
+        <w:rPr>
+          <w:rStyle w:val="FunctionTok"/>
+        </w:rPr>
+        <w:t xml:space="preserve">modelsummary</w:t>
+      </w:r>
+      <w:r>
+        <w:rPr>
+          <w:rStyle w:val="NormalTok"/>
+        </w:rPr>
+        <w:t xml:space="preserve">(</w:t>
+      </w:r>
+      <w:r>
+        <w:br/>
+      </w:r>
+      <w:r>
+        <w:rPr>
+          <w:rStyle w:val="NormalTok"/>
+        </w:rPr>
+        <w:t xml:space="preserve">  model,</w:t>
       </w:r>
       <w:r>
         <w:br/>
@@ -1639,9 +2407,54 @@
       </w:r>
       <w:r>
         <w:rPr>
+          <w:rStyle w:val="AttributeTok"/>
+        </w:rPr>
+        <w:t xml:space="preserve">stars   =</w:t>
+      </w:r>
+      <w:r>
+        <w:rPr>
+          <w:rStyle w:val="NormalTok"/>
+        </w:rPr>
+        <w:t xml:space="preserve"> </w:t>
+      </w:r>
+      <w:r>
+        <w:rPr>
+          <w:rStyle w:val="ConstantTok"/>
+        </w:rPr>
+        <w:t xml:space="preserve">TRUE</w:t>
+      </w:r>
+      <w:r>
+        <w:rPr>
+          <w:rStyle w:val="NormalTok"/>
+        </w:rPr>
+        <w:t xml:space="preserve">,</w:t>
+      </w:r>
+      <w:r>
+        <w:br/>
+      </w:r>
+      <w:r>
+        <w:rPr>
+          <w:rStyle w:val="NormalTok"/>
+        </w:rPr>
+        <w:t xml:space="preserve">  </w:t>
+      </w:r>
+      <w:r>
+        <w:rPr>
+          <w:rStyle w:val="AttributeTok"/>
+        </w:rPr>
+        <w:t xml:space="preserve">gof_map =</w:t>
+      </w:r>
+      <w:r>
+        <w:rPr>
+          <w:rStyle w:val="NormalTok"/>
+        </w:rPr>
+        <w:t xml:space="preserve"> </w:t>
+      </w:r>
+      <w:r>
+        <w:rPr>
           <w:rStyle w:val="FunctionTok"/>
         </w:rPr>
-        <w:t xml:space="preserve">mutate</w:t>
+        <w:t xml:space="preserve">c</w:t>
       </w:r>
       <w:r>
         <w:rPr>
@@ -1651,9 +2464,42 @@
       </w:r>
       <w:r>
         <w:rPr>
+          <w:rStyle w:val="StringTok"/>
+        </w:rPr>
+        <w:t xml:space="preserve">"nobs"</w:t>
+      </w:r>
+      <w:r>
+        <w:rPr>
+          <w:rStyle w:val="NormalTok"/>
+        </w:rPr>
+        <w:t xml:space="preserve">, </w:t>
+      </w:r>
+      <w:r>
+        <w:rPr>
+          <w:rStyle w:val="StringTok"/>
+        </w:rPr>
+        <w:t xml:space="preserve">"r.squared"</w:t>
+      </w:r>
+      <w:r>
+        <w:rPr>
+          <w:rStyle w:val="NormalTok"/>
+        </w:rPr>
+        <w:t xml:space="preserve">),</w:t>
+      </w:r>
+      <w:r>
+        <w:br/>
+      </w:r>
+      <w:r>
+        <w:rPr>
+          <w:rStyle w:val="NormalTok"/>
+        </w:rPr>
+        <w:t xml:space="preserve">  </w:t>
+      </w:r>
+      <w:r>
+        <w:rPr>
           <w:rStyle w:val="AttributeTok"/>
         </w:rPr>
-        <w:t xml:space="preserve">log_gdp =</w:t>
+        <w:t xml:space="preserve">coef_rename =</w:t>
       </w:r>
       <w:r>
         <w:rPr>
@@ -1665,121 +2511,73 @@
         <w:rPr>
           <w:rStyle w:val="FunctionTok"/>
         </w:rPr>
-        <w:t xml:space="preserve">log</w:t>
-      </w:r>
-      <w:r>
-        <w:rPr>
-          <w:rStyle w:val="NormalTok"/>
-        </w:rPr>
-        <w:t xml:space="preserve">(gdp_per_capita))</w:t>
-      </w:r>
-      <w:r>
-        <w:br/>
-      </w:r>
-      <w:r>
-        <w:br/>
-      </w:r>
-      <w:r>
-        <w:rPr>
-          <w:rStyle w:val="CommentTok"/>
-        </w:rPr>
-        <w:t xml:space="preserve"># Fit the model</w:t>
-      </w:r>
-      <w:r>
-        <w:br/>
-      </w:r>
-      <w:r>
-        <w:rPr>
-          <w:rStyle w:val="NormalTok"/>
-        </w:rPr>
-        <w:t xml:space="preserve">model </w:t>
+        <w:t xml:space="preserve">c</w:t>
+      </w:r>
+      <w:r>
+        <w:rPr>
+          <w:rStyle w:val="NormalTok"/>
+        </w:rPr>
+        <w:t xml:space="preserve">(</w:t>
+      </w:r>
+      <w:r>
+        <w:br/>
+      </w:r>
+      <w:r>
+        <w:rPr>
+          <w:rStyle w:val="NormalTok"/>
+        </w:rPr>
+        <w:t xml:space="preserve">    </w:t>
+      </w:r>
+      <w:r>
+        <w:rPr>
+          <w:rStyle w:val="StringTok"/>
+        </w:rPr>
+        <w:t xml:space="preserve">"(Intercept)"</w:t>
+      </w:r>
+      <w:r>
+        <w:rPr>
+          <w:rStyle w:val="NormalTok"/>
+        </w:rPr>
+        <w:t xml:space="preserve"> </w:t>
       </w:r>
       <w:r>
         <w:rPr>
           <w:rStyle w:val="OtherTok"/>
         </w:rPr>
-        <w:t xml:space="preserve">&lt;-</w:t>
-      </w:r>
-      <w:r>
-        <w:rPr>
-          <w:rStyle w:val="NormalTok"/>
-        </w:rPr>
-        <w:t xml:space="preserve"> </w:t>
-      </w:r>
-      <w:r>
-        <w:rPr>
-          <w:rStyle w:val="FunctionTok"/>
-        </w:rPr>
-        <w:t xml:space="preserve">lm</w:t>
-      </w:r>
-      <w:r>
-        <w:rPr>
-          <w:rStyle w:val="NormalTok"/>
-        </w:rPr>
-        <w:t xml:space="preserve">(life_expectancy </w:t>
-      </w:r>
-      <w:r>
-        <w:rPr>
-          <w:rStyle w:val="SpecialCharTok"/>
-        </w:rPr>
-        <w:t xml:space="preserve">~</w:t>
-      </w:r>
-      <w:r>
-        <w:rPr>
-          <w:rStyle w:val="NormalTok"/>
-        </w:rPr>
-        <w:t xml:space="preserve"> log_gdp, </w:t>
-      </w:r>
-      <w:r>
-        <w:rPr>
-          <w:rStyle w:val="AttributeTok"/>
-        </w:rPr>
-        <w:t xml:space="preserve">data =</w:t>
-      </w:r>
-      <w:r>
-        <w:rPr>
-          <w:rStyle w:val="NormalTok"/>
-        </w:rPr>
-        <w:t xml:space="preserve"> example_data)</w:t>
-      </w:r>
-      <w:r>
-        <w:br/>
-      </w:r>
-      <w:r>
-        <w:br/>
-      </w:r>
-      <w:r>
-        <w:rPr>
-          <w:rStyle w:val="CommentTok"/>
-        </w:rPr>
-        <w:t xml:space="preserve"># Display results</w:t>
-      </w:r>
-      <w:r>
-        <w:br/>
-      </w:r>
-      <w:r>
-        <w:rPr>
-          <w:rStyle w:val="FunctionTok"/>
-        </w:rPr>
-        <w:t xml:space="preserve">modelsummary</w:t>
-      </w:r>
-      <w:r>
-        <w:rPr>
-          <w:rStyle w:val="NormalTok"/>
-        </w:rPr>
-        <w:t xml:space="preserve">(</w:t>
-      </w:r>
-      <w:r>
-        <w:br/>
-      </w:r>
-      <w:r>
-        <w:rPr>
-          <w:rStyle w:val="NormalTok"/>
-        </w:rPr>
-        <w:t xml:space="preserve">  model,</w:t>
-      </w:r>
-      <w:r>
-        <w:br/>
+        <w:t xml:space="preserve">=</w:t>
+      </w:r>
+      <w:r>
+        <w:rPr>
+          <w:rStyle w:val="NormalTok"/>
+        </w:rPr>
+        <w:t xml:space="preserve"> </w:t>
+      </w:r>
+      <w:r>
+        <w:rPr>
+          <w:rStyle w:val="StringTok"/>
+        </w:rPr>
+        <w:t xml:space="preserve">"Intercept"</w:t>
+      </w:r>
+      <w:r>
+        <w:rPr>
+          <w:rStyle w:val="NormalTok"/>
+        </w:rPr>
+        <w:t xml:space="preserve">,</w:t>
+      </w:r>
+      <w:r>
+        <w:br/>
+      </w:r>
+      <w:r>
+        <w:rPr>
+          <w:rStyle w:val="NormalTok"/>
+        </w:rPr>
+        <w:t xml:space="preserve">    </w:t>
+      </w:r>
+      <w:r>
+        <w:rPr>
+          <w:rStyle w:val="StringTok"/>
+        </w:rPr>
+        <w:t xml:space="preserve">"log_gdp_pc"</w:t>
       </w:r>
       <w:r>
         <w:rPr>
@@ -1789,84 +2587,30 @@
       </w:r>
       <w:r>
         <w:rPr>
-          <w:rStyle w:val="AttributeTok"/>
-        </w:rPr>
-        <w:t xml:space="preserve">stars   =</w:t>
-      </w:r>
-      <w:r>
-        <w:rPr>
-          <w:rStyle w:val="NormalTok"/>
-        </w:rPr>
-        <w:t xml:space="preserve"> </w:t>
-      </w:r>
-      <w:r>
-        <w:rPr>
-          <w:rStyle w:val="ConstantTok"/>
-        </w:rPr>
-        <w:t xml:space="preserve">TRUE</w:t>
-      </w:r>
-      <w:r>
-        <w:rPr>
-          <w:rStyle w:val="NormalTok"/>
-        </w:rPr>
-        <w:t xml:space="preserve">,</w:t>
-      </w:r>
-      <w:r>
-        <w:br/>
-      </w:r>
-      <w:r>
-        <w:rPr>
-          <w:rStyle w:val="NormalTok"/>
-        </w:rPr>
-        <w:t xml:space="preserve">  </w:t>
-      </w:r>
-      <w:r>
-        <w:rPr>
-          <w:rStyle w:val="AttributeTok"/>
-        </w:rPr>
-        <w:t xml:space="preserve">gof_map =</w:t>
-      </w:r>
-      <w:r>
-        <w:rPr>
-          <w:rStyle w:val="NormalTok"/>
-        </w:rPr>
-        <w:t xml:space="preserve"> </w:t>
-      </w:r>
-      <w:r>
-        <w:rPr>
-          <w:rStyle w:val="FunctionTok"/>
-        </w:rPr>
-        <w:t xml:space="preserve">c</w:t>
-      </w:r>
-      <w:r>
-        <w:rPr>
-          <w:rStyle w:val="NormalTok"/>
-        </w:rPr>
-        <w:t xml:space="preserve">(</w:t>
+          <w:rStyle w:val="OtherTok"/>
+        </w:rPr>
+        <w:t xml:space="preserve">=</w:t>
+      </w:r>
+      <w:r>
+        <w:rPr>
+          <w:rStyle w:val="NormalTok"/>
+        </w:rPr>
+        <w:t xml:space="preserve"> </w:t>
       </w:r>
       <w:r>
         <w:rPr>
           <w:rStyle w:val="StringTok"/>
         </w:rPr>
-        <w:t xml:space="preserve">"nobs"</w:t>
-      </w:r>
-      <w:r>
-        <w:rPr>
-          <w:rStyle w:val="NormalTok"/>
-        </w:rPr>
-        <w:t xml:space="preserve">, </w:t>
-      </w:r>
-      <w:r>
-        <w:rPr>
-          <w:rStyle w:val="StringTok"/>
-        </w:rPr>
-        <w:t xml:space="preserve">"r.squared"</w:t>
-      </w:r>
-      <w:r>
-        <w:rPr>
-          <w:rStyle w:val="NormalTok"/>
-        </w:rPr>
-        <w:t xml:space="preserve">)</w:t>
+        <w:t xml:space="preserve">"Log GDP per capita"</w:t>
+      </w:r>
+      <w:r>
+        <w:br/>
+      </w:r>
+      <w:r>
+        <w:rPr>
+          <w:rStyle w:val="NormalTok"/>
+        </w:rPr>
+        <w:t xml:space="preserve">  )</w:t>
       </w:r>
       <w:r>
         <w:br/>
@@ -1891,7 +2635,7 @@
       <w:tr>
         <w:tc>
           <w:tcPr/>
-          <w:bookmarkStart w:id="28" w:name="tbl-regression"/>
+          <w:bookmarkStart w:id="27" w:name="tbl-regression"/>
           <w:p>
             <w:pPr>
               <w:jc w:val="center"/>
@@ -1902,19 +2646,19 @@
               <w:pStyle w:val="ImageCaption"/>
             </w:pPr>
             <w:r>
-              <w:t xml:space="preserve">Table 1: OLS regression of life expectancy on log GDP per capita.</w:t>
+              <w:t xml:space="preserve">Table 1: OLS regression of log CO2 per capita on log GDP per capita (2020–2024 country averages).</w:t>
             </w:r>
           </w:p>
           <w:tbl>
             <w:tblPr>
               <w:tblStyle w:val="Table"/>
-              <w:tblW w:type="pct" w:w="1736"/>
+              <w:tblW w:type="pct" w:w="2292"/>
               <w:tblLayout w:type="fixed"/>
               <w:tblLook w:firstRow="1" w:lastRow="1" w:firstColumn="0" w:lastColumn="0" w:noHBand="0" w:noVBand="0" w:val="0020"/>
             </w:tblPr>
             <w:tblGrid>
-              <w:gridCol w:w="1540"/>
-              <w:gridCol w:w="1210"/>
+              <w:gridCol w:w="2310"/>
+              <w:gridCol w:w="1320"/>
             </w:tblGrid>
             <w:tr>
               <w:trPr>
@@ -1942,7 +2686,7 @@
                     <w:jc w:val="center"/>
                   </w:pPr>
                   <w:r>
-                    <w:t xml:space="preserve">(Intercept)</w:t>
+                    <w:t xml:space="preserve">Intercept</w:t>
                   </w:r>
                 </w:p>
               </w:tc>
@@ -1954,7 +2698,7 @@
                     <w:jc w:val="center"/>
                   </w:pPr>
                   <w:r>
-                    <w:t xml:space="preserve">-2.662</w:t>
+                    <w:t xml:space="preserve">-9.972***</w:t>
                   </w:r>
                 </w:p>
               </w:tc>
@@ -1976,7 +2720,7 @@
                     <w:jc w:val="center"/>
                   </w:pPr>
                   <w:r>
-                    <w:t xml:space="preserve">(17.935)</w:t>
+                    <w:t xml:space="preserve">(0.404)</w:t>
                   </w:r>
                 </w:p>
               </w:tc>
@@ -1990,7 +2734,7 @@
                     <w:jc w:val="center"/>
                   </w:pPr>
                   <w:r>
-                    <w:t xml:space="preserve">log_gdp</w:t>
+                    <w:t xml:space="preserve">Log GDP per capita</w:t>
                   </w:r>
                 </w:p>
               </w:tc>
@@ -2002,7 +2746,7 @@
                     <w:jc w:val="center"/>
                   </w:pPr>
                   <w:r>
-                    <w:t xml:space="preserve">7.689**</w:t>
+                    <w:t xml:space="preserve">1.112***</w:t>
                   </w:r>
                 </w:p>
               </w:tc>
@@ -2024,7 +2768,7 @@
                     <w:jc w:val="center"/>
                   </w:pPr>
                   <w:r>
-                    <w:t xml:space="preserve">(1.787)</w:t>
+                    <w:t xml:space="preserve">(0.042)</w:t>
                   </w:r>
                 </w:p>
               </w:tc>
@@ -2050,7 +2794,7 @@
                     <w:jc w:val="center"/>
                   </w:pPr>
                   <w:r>
-                    <w:t xml:space="preserve">9</w:t>
+                    <w:t xml:space="preserve">149</w:t>
                   </w:r>
                 </w:p>
               </w:tc>
@@ -2076,7 +2820,7 @@
                     <w:jc w:val="center"/>
                   </w:pPr>
                   <w:r>
-                    <w:t xml:space="preserve">0.726</w:t>
+                    <w:t xml:space="preserve">0.828</w:t>
                   </w:r>
                 </w:p>
               </w:tc>
@@ -2096,25 +2840,19 @@
                     <w:jc w:val="center"/>
                   </w:pPr>
                   <w:r>
-                    <w:t xml:space="preserve">p &lt; 0.1, * p &lt;</w:t>
+                    <w:t xml:space="preserve">p &lt; 0.1, * p &lt; 0.05, ** p &lt;</w:t>
                   </w:r>
                   <w:r>
                     <w:t xml:space="preserve"> </w:t>
                   </w:r>
                   <w:r>
-                    <w:t xml:space="preserve">0.05, ** p &lt; 0.01,</w:t>
-                  </w:r>
-                  <w:r>
-                    <w:t xml:space="preserve"> </w:t>
-                  </w:r>
-                  <w:r>
-                    <w:t xml:space="preserve">*** p &lt; 0.001</w:t>
+                    <w:t xml:space="preserve">0.01, *** p &lt; 0.001</w:t>
                   </w:r>
                 </w:p>
               </w:tc>
             </w:tr>
           </w:tbl>
-          <w:bookmarkEnd w:id="28"/>
+          <w:bookmarkEnd w:id="27"/>
           <w:p/>
         </w:tc>
       </w:tr>
@@ -2124,24 +2862,62 @@
         <w:pStyle w:val="FirstParagraph"/>
       </w:pPr>
       <w:r>
-        <w:t xml:space="preserve">The coefficient on log GDP per capita tells us: for each 1% increase in GDP per</w:t>
-      </w:r>
-      <w:r>
-        <w:t xml:space="preserve"> </w:t>
-      </w:r>
-      <w:r>
-        <w:t xml:space="preserve">capita, life expectancy increases by approximately</w:t>
-      </w:r>
-      <w:r>
-        <w:t xml:space="preserve"> </w:t>
-      </w:r>
-      <w:r>
-        <w:t xml:space="preserve">0.08 years on average.</w:t>
+        <w:t xml:space="preserve">When both variables are log-transformed, the coefficient has a convenient</w:t>
+      </w:r>
+      <w:r>
+        <w:t xml:space="preserve"> </w:t>
+      </w:r>
+      <w:r>
+        <w:t xml:space="preserve">interpretation: a</w:t>
+      </w:r>
+      <w:r>
+        <w:t xml:space="preserve"> </w:t>
+      </w:r>
+      <w:r>
+        <w:rPr>
+          <w:b/>
+          <w:bCs/>
+        </w:rPr>
+        <w:t xml:space="preserve">1% increase in GDP per capita</w:t>
+      </w:r>
+      <w:r>
+        <w:t xml:space="preserve"> </w:t>
+      </w:r>
+      <w:r>
+        <w:t xml:space="preserve">is associated with on average a</w:t>
+      </w:r>
+      <w:r>
+        <w:t xml:space="preserve"> </w:t>
+      </w:r>
+      <w:r>
+        <w:t xml:space="preserve">1.11% change in CO2 per capita, on average.</w:t>
+      </w:r>
+      <w:r>
+        <w:t xml:space="preserve"> </w:t>
+      </w:r>
+      <w:r>
+        <w:t xml:space="preserve">This is an</w:t>
+      </w:r>
+      <w:r>
+        <w:t xml:space="preserve"> </w:t>
+      </w:r>
+      <w:r>
+        <w:rPr>
+          <w:i/>
+          <w:iCs/>
+        </w:rPr>
+        <w:t xml:space="preserve">elasticity</w:t>
+      </w:r>
+      <w:r>
+        <w:t xml:space="preserve"> </w:t>
+      </w:r>
+      <w:r>
+        <w:t xml:space="preserve">— a concept we return to in Session 2.</w:t>
       </w:r>
     </w:p>
+    <w:bookmarkEnd w:id="28"/>
     <w:bookmarkEnd w:id="29"/>
-    <w:bookmarkEnd w:id="30"/>
-    <w:bookmarkStart w:id="31" w:name="conclusion"/>
+    <w:bookmarkStart w:id="30" w:name="conclusion"/>
     <w:p>
       <w:pPr>
         <w:pStyle w:val="Heading2"/>
@@ -2155,35 +2931,41 @@
         <w:pStyle w:val="FirstParagraph"/>
       </w:pPr>
       <w:r>
-        <w:t xml:space="preserve">Even a simple regression reveals a strong positive relationship between income</w:t>
-      </w:r>
-      <w:r>
-        <w:t xml:space="preserve"> </w:t>
-      </w:r>
-      <w:r>
-        <w:t xml:space="preserve">and life expectancy. However, income alone cannot explain all of the variation —</w:t>
-      </w:r>
-      <w:r>
-        <w:t xml:space="preserve"> </w:t>
-      </w:r>
-      <w:r>
-        <w:t xml:space="preserve">some countries outperform their income level substantially, while others fall</w:t>
-      </w:r>
-      <w:r>
-        <w:t xml:space="preserve"> </w:t>
-      </w:r>
-      <w:r>
-        <w:t xml:space="preserve">below it. Unpacking these patterns requires controlling for additional variables,</w:t>
-      </w:r>
-      <w:r>
-        <w:t xml:space="preserve"> </w:t>
-      </w:r>
-      <w:r>
-        <w:t xml:space="preserve">a topic we return to in Sessions 2 and 4.</w:t>
+        <w:t xml:space="preserve">A simple cross-country regression confirms a strong positive relationship between</w:t>
+      </w:r>
+      <w:r>
+        <w:t xml:space="preserve"> </w:t>
+      </w:r>
+      <w:r>
+        <w:t xml:space="preserve">income and CO2 emissions per capita. Yet income explains only part of the story:</w:t>
+      </w:r>
+      <w:r>
+        <w:t xml:space="preserve"> </w:t>
+      </w:r>
+      <w:r>
+        <w:t xml:space="preserve">the residual variation reflects differences in energy mix, industrial structure,</w:t>
+      </w:r>
+      <w:r>
+        <w:t xml:space="preserve"> </w:t>
+      </w:r>
+      <w:r>
+        <w:t xml:space="preserve">climate policy, and geography. Unpacking these patterns — and distinguishing</w:t>
+      </w:r>
+      <w:r>
+        <w:t xml:space="preserve"> </w:t>
+      </w:r>
+      <w:r>
+        <w:t xml:space="preserve">correlation from causation — requires the tools we develop across the rest of</w:t>
+      </w:r>
+      <w:r>
+        <w:t xml:space="preserve"> </w:t>
+      </w:r>
+      <w:r>
+        <w:t xml:space="preserve">this course.</w:t>
       </w:r>
     </w:p>
-    <w:bookmarkEnd w:id="31"/>
-    <w:bookmarkStart w:id="37" w:name="references"/>
+    <w:bookmarkEnd w:id="30"/>
+    <w:bookmarkStart w:id="34" w:name="references"/>
     <w:p>
       <w:pPr>
         <w:pStyle w:val="Heading2"/>
@@ -2192,14 +2974,14 @@
         <w:t xml:space="preserve">5 References</w:t>
       </w:r>
     </w:p>
-    <w:bookmarkStart w:id="36" w:name="refs"/>
-    <w:bookmarkStart w:id="33" w:name="ref-BekezKezdi2021"/>
+    <w:bookmarkStart w:id="33" w:name="refs"/>
+    <w:bookmarkStart w:id="32" w:name="ref-WDI2024"/>
     <w:p>
       <w:pPr>
         <w:pStyle w:val="Bibliography"/>
       </w:pPr>
       <w:r>
-        <w:t xml:space="preserve">Békés, G. and Kézdi, G. (2021)</w:t>
+        <w:t xml:space="preserve">Arel-Bundock, V. (2024)</w:t>
       </w:r>
       <w:r>
         <w:t xml:space="preserve"> </w:t>
@@ -2209,75 +2991,36 @@
           <w:i/>
           <w:iCs/>
         </w:rPr>
-        <w:t xml:space="preserve">Data analysis for business, economics, and policy</w:t>
-      </w:r>
-      <w:r>
-        <w:t xml:space="preserve">, Cambridge University Press, available at</w:t>
-      </w:r>
-      <w:r>
-        <w:t xml:space="preserve"> </w:t>
-      </w:r>
-      <w:hyperlink r:id="rId32">
+        <w:t xml:space="preserve">WDI</w:t>
+      </w:r>
+      <w:r>
+        <w:rPr>
+          <w:i/>
+          <w:iCs/>
+        </w:rPr>
+        <w:t xml:space="preserve">: World development indicators and other world bank data</w:t>
+      </w:r>
+      <w:r>
+        <w:t xml:space="preserve">, available at</w:t>
+      </w:r>
+      <w:r>
+        <w:t xml:space="preserve"> </w:t>
+      </w:r>
+      <w:hyperlink r:id="rId31">
         <w:r>
           <w:rPr>
             <w:rStyle w:val="Hyperlink"/>
           </w:rPr>
-          <w:t xml:space="preserve">https://gabors-data-analysis.com</w:t>
+          <w:t xml:space="preserve">https://CRAN.R-project.org/package=WDI</w:t>
         </w:r>
       </w:hyperlink>
       <w:r>
         <w:t xml:space="preserve">.</w:t>
       </w:r>
     </w:p>
+    <w:bookmarkEnd w:id="32"/>
     <w:bookmarkEnd w:id="33"/>
-    <w:bookmarkStart w:id="35" w:name="ref-Preston1975"/>
-    <w:p>
-      <w:pPr>
-        <w:pStyle w:val="Bibliography"/>
-      </w:pPr>
-      <w:r>
-        <w:t xml:space="preserve">Preston, S. H. (1975)</w:t>
-      </w:r>
-      <w:r>
-        <w:t xml:space="preserve"> </w:t>
-      </w:r>
-      <w:r>
-        <w:t xml:space="preserve">‘</w:t>
-      </w:r>
-      <w:hyperlink r:id="rId34">
-        <w:r>
-          <w:rPr>
-            <w:rStyle w:val="Hyperlink"/>
-          </w:rPr>
-          <w:t xml:space="preserve">The changing relation between mortality and level of economic development</w:t>
-        </w:r>
-      </w:hyperlink>
-      <w:r>
-        <w:t xml:space="preserve">’</w:t>
-      </w:r>
-      <w:r>
-        <w:t xml:space="preserve">,</w:t>
-      </w:r>
-      <w:r>
-        <w:t xml:space="preserve"> </w:t>
-      </w:r>
-      <w:r>
-        <w:rPr>
-          <w:i/>
-          <w:iCs/>
-        </w:rPr>
-        <w:t xml:space="preserve">Population Studies</w:t>
-      </w:r>
-      <w:r>
-        <w:t xml:space="preserve"> </w:t>
-      </w:r>
-      <w:r>
-        <w:t xml:space="preserve">29(2): 231–248.</w:t>
-      </w:r>
-    </w:p>
-    <w:bookmarkEnd w:id="35"/>
-    <w:bookmarkEnd w:id="36"/>
-    <w:bookmarkEnd w:id="37"/>
+    <w:bookmarkEnd w:id="34"/>
     <w:sectPr>
       <w:footnotePr>
         <w:numRestart w:val="eachSect"/>

--- a/_site/content/material/session01/demo.docx
+++ b/_site/content/material/session01/demo.docx
@@ -31,7 +31,7 @@
         <w:pStyle w:val="Date"/>
       </w:pPr>
       <w:r>
-        <w:t xml:space="preserve">2026-03-10</w:t>
+        <w:t xml:space="preserve">2026-04-09</w:t>
       </w:r>
     </w:p>
     <w:sdt>
@@ -60,7 +60,7 @@
         </w:p>
       </w:sdtContent>
     </w:sdt>
-    <w:bookmarkStart w:id="20" w:name="introduction"/>
+    <w:bookmarkStart w:id="9" w:name="introduction"/>
     <w:p>
       <w:pPr>
         <w:pStyle w:val="Heading2"/>
@@ -159,8 +159,8 @@
         <w:t xml:space="preserve">cost structures depending on where a country sits in the income-emissions space.</w:t>
       </w:r>
     </w:p>
-    <w:bookmarkEnd w:id="20"/>
-    <w:bookmarkStart w:id="21" w:name="data-and-approach"/>
+    <w:bookmarkEnd w:id="9"/>
+    <w:bookmarkStart w:id="10" w:name="data-and-approach"/>
     <w:p>
       <w:pPr>
         <w:pStyle w:val="Heading2"/>
@@ -659,8 +659,8 @@
         <w:t xml:space="preserve"># drop micro-states (&lt; 1 million inhabitants)</w:t>
       </w:r>
     </w:p>
-    <w:bookmarkEnd w:id="21"/>
-    <w:bookmarkStart w:id="29" w:name="results"/>
+    <w:bookmarkEnd w:id="10"/>
+    <w:bookmarkStart w:id="18" w:name="results"/>
     <w:p>
       <w:pPr>
         <w:pStyle w:val="Heading2"/>
@@ -669,7 +669,7 @@
         <w:t xml:space="preserve">3 Results</w:t>
       </w:r>
     </w:p>
-    <w:bookmarkStart w:id="26" w:name="the-incomeemissions-relationship"/>
+    <w:bookmarkStart w:id="15" w:name="the-incomeemissions-relationship"/>
     <w:p>
       <w:pPr>
         <w:pStyle w:val="Heading3"/>
@@ -1953,7 +1953,7 @@
       <w:tr>
         <w:tc>
           <w:tcPr/>
-          <w:bookmarkStart w:id="25" w:name="fig-bubble"/>
+          <w:bookmarkStart w:id="14" w:name="fig-bubble"/>
           <w:p>
             <w:pPr>
               <w:pStyle w:val="Compact"/>
@@ -1964,18 +1964,18 @@
                 <wp:inline>
                   <wp:extent cx="5334000" cy="3556000"/>
                   <wp:effectExtent b="0" l="0" r="0" t="0"/>
-                  <wp:docPr descr="" title="" id="23" name="Picture"/>
+                  <wp:docPr descr="" title="" id="12" name="Picture"/>
                   <a:graphic>
                     <a:graphicData uri="http://schemas.openxmlformats.org/drawingml/2006/picture">
                       <pic:pic>
                         <pic:nvPicPr>
-                          <pic:cNvPr descr="demo_files/figure-docx/fig-bubble-1.png" id="24" name="Picture"/>
+                          <pic:cNvPr descr="demo_files/figure-docx/fig-bubble-1.png" id="13" name="Picture"/>
                           <pic:cNvPicPr>
                             <a:picLocks noChangeArrowheads="1" noChangeAspect="1"/>
                           </pic:cNvPicPr>
                         </pic:nvPicPr>
                         <pic:blipFill>
-                          <a:blip r:embed="rId22"/>
+                          <a:blip r:embed="rId11"/>
                           <a:stretch>
                             <a:fillRect/>
                           </a:stretch>
@@ -2015,7 +2015,7 @@
               <w:t xml:space="preserve">Figure 1: GDP per capita and CO2 emissions per capita across countries (2020–2024 average). Bubble size reflects population. Both axes use a log scale.</w:t>
             </w:r>
           </w:p>
-          <w:bookmarkEnd w:id="25"/>
+          <w:bookmarkEnd w:id="14"/>
         </w:tc>
       </w:tr>
     </w:tbl>
@@ -2166,8 +2166,8 @@
         <w:t xml:space="preserve">world’s largest total emitters.</w:t>
       </w:r>
     </w:p>
-    <w:bookmarkEnd w:id="26"/>
-    <w:bookmarkStart w:id="28" w:name="a-first-regression"/>
+    <w:bookmarkEnd w:id="15"/>
+    <w:bookmarkStart w:id="17" w:name="a-first-regression"/>
     <w:p>
       <w:pPr>
         <w:pStyle w:val="Heading3"/>
@@ -2635,7 +2635,7 @@
       <w:tr>
         <w:tc>
           <w:tcPr/>
-          <w:bookmarkStart w:id="27" w:name="tbl-regression"/>
+          <w:bookmarkStart w:id="16" w:name="tbl-regression"/>
           <w:p>
             <w:pPr>
               <w:jc w:val="center"/>
@@ -2852,7 +2852,7 @@
               </w:tc>
             </w:tr>
           </w:tbl>
-          <w:bookmarkEnd w:id="27"/>
+          <w:bookmarkEnd w:id="16"/>
           <w:p/>
         </w:tc>
       </w:tr>
@@ -2915,9 +2915,9 @@
         <w:t xml:space="preserve">— a concept we return to in Session 2.</w:t>
       </w:r>
     </w:p>
-    <w:bookmarkEnd w:id="28"/>
-    <w:bookmarkEnd w:id="29"/>
-    <w:bookmarkStart w:id="30" w:name="conclusion"/>
+    <w:bookmarkEnd w:id="17"/>
+    <w:bookmarkEnd w:id="18"/>
+    <w:bookmarkStart w:id="19" w:name="conclusion"/>
     <w:p>
       <w:pPr>
         <w:pStyle w:val="Heading2"/>
@@ -2964,8 +2964,8 @@
         <w:t xml:space="preserve">this course.</w:t>
       </w:r>
     </w:p>
-    <w:bookmarkEnd w:id="30"/>
-    <w:bookmarkStart w:id="34" w:name="references"/>
+    <w:bookmarkEnd w:id="19"/>
+    <w:bookmarkStart w:id="23" w:name="references"/>
     <w:p>
       <w:pPr>
         <w:pStyle w:val="Heading2"/>
@@ -2974,8 +2974,8 @@
         <w:t xml:space="preserve">5 References</w:t>
       </w:r>
     </w:p>
-    <w:bookmarkStart w:id="33" w:name="refs"/>
-    <w:bookmarkStart w:id="32" w:name="ref-WDI2024"/>
+    <w:bookmarkStart w:id="22" w:name="refs"/>
+    <w:bookmarkStart w:id="21" w:name="ref-WDI2024"/>
     <w:p>
       <w:pPr>
         <w:pStyle w:val="Bibliography"/>
@@ -3006,7 +3006,7 @@
       <w:r>
         <w:t xml:space="preserve"> </w:t>
       </w:r>
-      <w:hyperlink r:id="rId31">
+      <w:hyperlink r:id="rId20">
         <w:r>
           <w:rPr>
             <w:rStyle w:val="Hyperlink"/>
@@ -3018,9 +3018,9 @@
         <w:t xml:space="preserve">.</w:t>
       </w:r>
     </w:p>
-    <w:bookmarkEnd w:id="32"/>
-    <w:bookmarkEnd w:id="33"/>
-    <w:bookmarkEnd w:id="34"/>
+    <w:bookmarkEnd w:id="21"/>
+    <w:bookmarkEnd w:id="22"/>
+    <w:bookmarkEnd w:id="23"/>
     <w:sectPr>
       <w:footnotePr>
         <w:numRestart w:val="eachSect"/>
@@ -3366,10 +3366,10 @@
   <w:docDefaults>
     <w:rPrDefault>
       <w:rPr>
-        <w:rFonts w:asciiTheme="minorHAnsi" w:cstheme="minorBidi" w:eastAsiaTheme="minorHAnsi" w:hAnsiTheme="minorHAnsi"/>
+        <w:rFonts w:asciiTheme="minorHAnsi" w:cstheme="minorBidi" w:eastAsiaTheme="minorEastAsia" w:hAnsiTheme="minorHAnsi"/>
         <w:sz w:val="24"/>
         <w:szCs w:val="24"/>
-        <w:lang w:bidi="ar-SA" w:eastAsia="en-US" w:val="en-US"/>
+        <w:lang w:bidi="ar-SA" w:eastAsia="zh-CN" w:val="en-US"/>
       </w:rPr>
     </w:rPrDefault>
     <w:pPrDefault>
@@ -3910,13 +3910,6 @@
       </w:tblCellMar>
     </w:tblPr>
     <w:tblStylePr w:type="firstRow">
-      <w:tblPr>
-        <w:jc w:val="left"/>
-        <w:tblInd w:type="dxa" w:w="0"/>
-      </w:tblPr>
-      <w:trPr>
-        <w:jc w:val="left"/>
-      </w:trPr>
       <w:tcPr>
         <w:tcBorders>
           <w:bottom w:val="single"/>

--- a/_site/content/material/session01/demo.docx
+++ b/_site/content/material/session01/demo.docx
@@ -31,7 +31,7 @@
         <w:pStyle w:val="Date"/>
       </w:pPr>
       <w:r>
-        <w:t xml:space="preserve">2026-04-09</w:t>
+        <w:t xml:space="preserve">2026-05-07</w:t>
       </w:r>
     </w:p>
     <w:sdt>

--- a/_site/content/material/session01/demo.docx
+++ b/_site/content/material/session01/demo.docx
@@ -31,7 +31,7 @@
         <w:pStyle w:val="Date"/>
       </w:pPr>
       <w:r>
-        <w:t xml:space="preserve">2026-05-07</w:t>
+        <w:t xml:space="preserve">2026-05-12</w:t>
       </w:r>
     </w:p>
     <w:sdt>

--- a/_site/content/material/session01/demo.docx
+++ b/_site/content/material/session01/demo.docx
@@ -31,7 +31,7 @@
         <w:pStyle w:val="Date"/>
       </w:pPr>
       <w:r>
-        <w:t xml:space="preserve">2026-05-12</w:t>
+        <w:t xml:space="preserve">2026-05-13</w:t>
       </w:r>
     </w:p>
     <w:sdt>

--- a/_site/content/material/session01/demo.docx
+++ b/_site/content/material/session01/demo.docx
@@ -31,7 +31,7 @@
         <w:pStyle w:val="Date"/>
       </w:pPr>
       <w:r>
-        <w:t xml:space="preserve">2026-05-13</w:t>
+        <w:t xml:space="preserve">2026-05-18</w:t>
       </w:r>
     </w:p>
     <w:sdt>
